--- a/generated-contracts/src/main/resources/templates/01HopDongTinDung.docx
+++ b/generated-contracts/src/main/resources/templates/01HopDongTinDung.docx
@@ -1,6 +1,6 @@
 
 <file path=word/document.xml><?xml version="1.0" encoding="utf-8"?>
-<w:document xmlns:wpc="http://schemas.microsoft.com/office/word/2010/wordprocessingCanvas" xmlns:cx="http://schemas.microsoft.com/office/drawing/2014/chartex" xmlns:mc="http://schemas.openxmlformats.org/markup-compatibility/2006" xmlns:o="urn:schemas-microsoft-com:office:office" xmlns:r="http://schemas.openxmlformats.org/officeDocument/2006/relationships" xmlns:m="http://schemas.openxmlformats.org/officeDocument/2006/math" xmlns:v="urn:schemas-microsoft-com:vml" xmlns:wp14="http://schemas.microsoft.com/office/word/2010/wordprocessingDrawing" xmlns:wp="http://schemas.openxmlformats.org/drawingml/2006/wordprocessingDrawing" xmlns:w10="urn:schemas-microsoft-com:office:word" xmlns:w="http://schemas.openxmlformats.org/wordprocessingml/2006/main" xmlns:w14="http://schemas.microsoft.com/office/word/2010/wordml" xmlns:w15="http://schemas.microsoft.com/office/word/2012/wordml" xmlns:w16se="http://schemas.microsoft.com/office/word/2015/wordml/symex" xmlns:wpg="http://schemas.microsoft.com/office/word/2010/wordprocessingGroup" xmlns:wpi="http://schemas.microsoft.com/office/word/2010/wordprocessingInk" xmlns:wne="http://schemas.microsoft.com/office/word/2006/wordml" xmlns:wps="http://schemas.microsoft.com/office/word/2010/wordprocessingShape" mc:Ignorable="w14 w15 w16se wp14">
+<w:document xmlns:wpc="http://schemas.microsoft.com/office/word/2010/wordprocessingCanvas" xmlns:cx="http://schemas.microsoft.com/office/drawing/2014/chartex" xmlns:cx1="http://schemas.microsoft.com/office/drawing/2015/9/8/chartex" xmlns:cx2="http://schemas.microsoft.com/office/drawing/2015/10/21/chartex" xmlns:cx3="http://schemas.microsoft.com/office/drawing/2016/5/9/chartex" xmlns:cx4="http://schemas.microsoft.com/office/drawing/2016/5/10/chartex" xmlns:cx5="http://schemas.microsoft.com/office/drawing/2016/5/11/chartex" xmlns:cx6="http://schemas.microsoft.com/office/drawing/2016/5/12/chartex" xmlns:cx7="http://schemas.microsoft.com/office/drawing/2016/5/13/chartex" xmlns:cx8="http://schemas.microsoft.com/office/drawing/2016/5/14/chartex" xmlns:mc="http://schemas.openxmlformats.org/markup-compatibility/2006" xmlns:aink="http://schemas.microsoft.com/office/drawing/2016/ink" xmlns:am3d="http://schemas.microsoft.com/office/drawing/2017/model3d" xmlns:o="urn:schemas-microsoft-com:office:office" xmlns:oel="http://schemas.microsoft.com/office/2019/extlst" xmlns:r="http://schemas.openxmlformats.org/officeDocument/2006/relationships" xmlns:m="http://schemas.openxmlformats.org/officeDocument/2006/math" xmlns:v="urn:schemas-microsoft-com:vml" xmlns:wp14="http://schemas.microsoft.com/office/word/2010/wordprocessingDrawing" xmlns:wp="http://schemas.openxmlformats.org/drawingml/2006/wordprocessingDrawing" xmlns:w10="urn:schemas-microsoft-com:office:word" xmlns:w="http://schemas.openxmlformats.org/wordprocessingml/2006/main" xmlns:w14="http://schemas.microsoft.com/office/word/2010/wordml" xmlns:w15="http://schemas.microsoft.com/office/word/2012/wordml" xmlns:w16cex="http://schemas.microsoft.com/office/word/2018/wordml/cex" xmlns:w16cid="http://schemas.microsoft.com/office/word/2016/wordml/cid" xmlns:w16="http://schemas.microsoft.com/office/word/2018/wordml" xmlns:w16du="http://schemas.microsoft.com/office/word/2023/wordml/word16du" xmlns:w16sdtdh="http://schemas.microsoft.com/office/word/2020/wordml/sdtdatahash" xmlns:w16sdtfl="http://schemas.microsoft.com/office/word/2024/wordml/sdtformatlock" xmlns:w16se="http://schemas.microsoft.com/office/word/2015/wordml/symex" xmlns:wpg="http://schemas.microsoft.com/office/word/2010/wordprocessingGroup" xmlns:wpi="http://schemas.microsoft.com/office/word/2010/wordprocessingInk" xmlns:wne="http://schemas.microsoft.com/office/word/2006/wordml" xmlns:wps="http://schemas.microsoft.com/office/word/2010/wordprocessingShape" mc:Ignorable="w14 w15 w16se w16cid w16 w16cex w16sdtdh w16sdtfl w16du wp14">
   <w:body>
     <w:tbl>
       <w:tblPr>
@@ -88,7 +88,7 @@
               <mc:AlternateContent>
                 <mc:Choice Requires="wps">
                   <w:drawing>
-                    <wp:anchor distT="0" distB="0" distL="114300" distR="114300" simplePos="0" relativeHeight="251655168" behindDoc="0" locked="0" layoutInCell="1" allowOverlap="1" wp14:anchorId="708254EC" wp14:editId="35607418">
+                    <wp:anchor distT="0" distB="0" distL="114300" distR="114300" simplePos="0" relativeHeight="251655168" behindDoc="0" locked="0" layoutInCell="1" allowOverlap="1" wp14:anchorId="708254EC" wp14:editId="7142B9DF">
                       <wp:simplePos x="0" y="0"/>
                       <wp:positionH relativeFrom="column">
                         <wp:posOffset>1984375</wp:posOffset>
@@ -144,7 +144,7 @@
                 </mc:Choice>
                 <mc:Fallback>
                   <w:pict>
-                    <v:line w14:anchorId="26D25B6F" id="Straight Connector 1" o:spid="_x0000_s1026" style="position:absolute;z-index:251655168;visibility:visible;mso-wrap-style:square;mso-width-percent:0;mso-height-percent:0;mso-wrap-distance-left:9pt;mso-wrap-distance-top:0;mso-wrap-distance-right:9pt;mso-wrap-distance-bottom:0;mso-position-horizontal:absolute;mso-position-horizontal-relative:text;mso-position-vertical:absolute;mso-position-vertical-relative:text;mso-width-percent:0;mso-height-percent:0;mso-width-relative:margin;mso-height-relative:margin" from="156.25pt,16.25pt" to="311.5pt,16.25pt" o:gfxdata="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" strokecolor="black [3040]"/>
+                    <v:line w14:anchorId="1305D5A0" id="Straight Connector 1" o:spid="_x0000_s1026" style="position:absolute;z-index:251655168;visibility:visible;mso-wrap-style:square;mso-width-percent:0;mso-height-percent:0;mso-wrap-distance-left:9pt;mso-wrap-distance-top:0;mso-wrap-distance-right:9pt;mso-wrap-distance-bottom:0;mso-position-horizontal:absolute;mso-position-horizontal-relative:text;mso-position-vertical:absolute;mso-position-vertical-relative:text;mso-width-percent:0;mso-height-percent:0;mso-width-relative:margin;mso-height-relative:margin" from="156.25pt,16.25pt" to="311.5pt,16.25pt" o:gfxdata="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" strokecolor="black [3040]"/>
                   </w:pict>
                 </mc:Fallback>
               </mc:AlternateContent>
@@ -195,131 +195,6 @@
           <w:b/>
           <w:sz w:val="28"/>
           <w:szCs w:val="28"/>
-          <w:lang w:val="en-US"/>
-        </w:rPr>
-        <mc:AlternateContent>
-          <mc:Choice Requires="wps">
-            <w:drawing>
-              <wp:anchor distT="0" distB="0" distL="114300" distR="114300" simplePos="0" relativeHeight="251661312" behindDoc="0" locked="0" layoutInCell="1" allowOverlap="1" wp14:anchorId="143A90DB" wp14:editId="212C2DED">
-                <wp:simplePos x="0" y="0"/>
-                <wp:positionH relativeFrom="page">
-                  <wp:align>right</wp:align>
-                </wp:positionH>
-                <wp:positionV relativeFrom="paragraph">
-                  <wp:posOffset>-1421130</wp:posOffset>
-                </wp:positionV>
-                <wp:extent cx="1019175" cy="885825"/>
-                <wp:effectExtent l="0" t="0" r="28575" b="28575"/>
-                <wp:wrapNone/>
-                <wp:docPr id="5" name="Decagon 5"/>
-                <wp:cNvGraphicFramePr/>
-                <a:graphic xmlns:a="http://schemas.openxmlformats.org/drawingml/2006/main">
-                  <a:graphicData uri="http://schemas.microsoft.com/office/word/2010/wordprocessingShape">
-                    <wps:wsp>
-                      <wps:cNvSpPr/>
-                      <wps:spPr>
-                        <a:xfrm>
-                          <a:off x="0" y="0"/>
-                          <a:ext cx="1019175" cy="885825"/>
-                        </a:xfrm>
-                        <a:prstGeom prst="decagon">
-                          <a:avLst/>
-                        </a:prstGeom>
-                      </wps:spPr>
-                      <wps:style>
-                        <a:lnRef idx="2">
-                          <a:schemeClr val="dk1"/>
-                        </a:lnRef>
-                        <a:fillRef idx="1">
-                          <a:schemeClr val="lt1"/>
-                        </a:fillRef>
-                        <a:effectRef idx="0">
-                          <a:schemeClr val="dk1"/>
-                        </a:effectRef>
-                        <a:fontRef idx="minor">
-                          <a:schemeClr val="dk1"/>
-                        </a:fontRef>
-                      </wps:style>
-                      <wps:txbx>
-                        <w:txbxContent>
-                          <w:p>
-                            <w:pPr>
-                              <w:jc w:val="center"/>
-                              <w:rPr>
-                                <w:b/>
-                                <w:sz w:val="68"/>
-                                <w:lang w:val="en-US"/>
-                              </w:rPr>
-                            </w:pPr>
-                            <w:r>
-                              <w:rPr>
-                                <w:b/>
-                                <w:sz w:val="68"/>
-                                <w:lang w:val="en-US"/>
-                              </w:rPr>
-                              <w:t>01</w:t>
-                            </w:r>
-                          </w:p>
-                        </w:txbxContent>
-                      </wps:txbx>
-                      <wps:bodyPr rot="0" spcFirstLastPara="0" vertOverflow="overflow" horzOverflow="overflow" vert="horz" wrap="square" lIns="91440" tIns="45720" rIns="91440" bIns="45720" numCol="1" spcCol="0" rtlCol="0" fromWordArt="0" anchor="ctr" anchorCtr="0" forceAA="0" compatLnSpc="1">
-                        <a:prstTxWarp prst="textNoShape">
-                          <a:avLst/>
-                        </a:prstTxWarp>
-                        <a:noAutofit/>
-                      </wps:bodyPr>
-                    </wps:wsp>
-                  </a:graphicData>
-                </a:graphic>
-                <wp14:sizeRelH relativeFrom="margin">
-                  <wp14:pctWidth>0</wp14:pctWidth>
-                </wp14:sizeRelH>
-                <wp14:sizeRelV relativeFrom="margin">
-                  <wp14:pctHeight>0</wp14:pctHeight>
-                </wp14:sizeRelV>
-              </wp:anchor>
-            </w:drawing>
-          </mc:Choice>
-          <mc:Fallback>
-            <w:pict>
-              <v:shape w14:anchorId="143A90DB" id="Decagon 5" o:spid="_x0000_s1026" style="position:absolute;left:0;text-align:left;margin-left:29.05pt;margin-top:-111.9pt;width:80.25pt;height:69.75pt;z-index:251661312;visibility:visible;mso-wrap-style:square;mso-width-percent:0;mso-height-percent:0;mso-wrap-distance-left:9pt;mso-wrap-distance-top:0;mso-wrap-distance-right:9pt;mso-wrap-distance-bottom:0;mso-position-horizontal:right;mso-position-horizontal-relative:page;mso-position-vertical:absolute;mso-position-vertical-relative:text;mso-width-percent:0;mso-height-percent:0;mso-width-relative:margin;mso-height-relative:margin;v-text-anchor:middle" coordsize="1019175,885825" o:spt="100" o:gfxdata="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" adj="-11796480,,5400" path="m,442913l97323,169178,352116,1r314943,l921852,169178r97323,273735l921852,716647,667059,885824r-314943,l97323,716647,,442913xe" fillcolor="white [3201]" strokecolor="black [3200]" strokeweight="2pt">
-                <v:stroke joinstyle="miter"/>
-                <v:formulas/>
-                <v:path arrowok="t" o:connecttype="custom" o:connectlocs="0,442913;97323,169178;352116,1;667059,1;921852,169178;1019175,442913;921852,716647;667059,885824;352116,885824;97323,716647;0,442913" o:connectangles="0,0,0,0,0,0,0,0,0,0,0" textboxrect="0,0,1019175,885825"/>
-                <v:textbox>
-                  <w:txbxContent>
-                    <w:p>
-                      <w:pPr>
-                        <w:jc w:val="center"/>
-                        <w:rPr>
-                          <w:b/>
-                          <w:sz w:val="68"/>
-                          <w:lang w:val="en-US"/>
-                        </w:rPr>
-                      </w:pPr>
-                      <w:r>
-                        <w:rPr>
-                          <w:b/>
-                          <w:sz w:val="68"/>
-                          <w:lang w:val="en-US"/>
-                        </w:rPr>
-                        <w:t>01</w:t>
-                      </w:r>
-                    </w:p>
-                  </w:txbxContent>
-                </v:textbox>
-                <w10:wrap anchorx="page"/>
-              </v:shape>
-            </w:pict>
-          </mc:Fallback>
-        </mc:AlternateContent>
-      </w:r>
-      <w:r>
-        <w:rPr>
-          <w:rFonts w:ascii="Times New Roman" w:hAnsi="Times New Roman" w:cs="Times New Roman"/>
-          <w:b/>
-          <w:sz w:val="28"/>
-          <w:szCs w:val="28"/>
         </w:rPr>
         <w:t>HỢP ĐỒNG TÍN DỤNG</w:t>
       </w:r>
@@ -590,17 +465,7 @@
           <w:sz w:val="26"/>
           <w:szCs w:val="26"/>
         </w:rPr>
-        <w:t xml:space="preserve"> Tại trụ sở Quỹ tín dụng </w:t>
-      </w:r>
-      <w:bookmarkStart w:id="0" w:name="_GoBack"/>
-      <w:bookmarkEnd w:id="0"/>
-      <w:r>
-        <w:rPr>
-          <w:rFonts w:ascii="Times New Roman" w:hAnsi="Times New Roman" w:cs="Times New Roman"/>
-          <w:sz w:val="26"/>
-          <w:szCs w:val="26"/>
-        </w:rPr>
-        <w:t>Thái Học</w:t>
+        <w:t xml:space="preserve"> Tại trụ sở Quỹ tín dụng Thái Học</w:t>
       </w:r>
       <w:r>
         <w:rPr>
@@ -1472,7 +1337,7 @@
           <w:szCs w:val="26"/>
           <w:lang w:val="en-US"/>
         </w:rPr>
-        <w:t>{{qh}}.</w:t>
+        <w:t>{{qh}}</w:t>
       </w:r>
     </w:p>
     <w:p>
@@ -2534,7 +2399,7 @@
                     </wp:anchor>
                   </w:drawing>
                 </mc:Choice>
-                <mc:Fallback xmlns:cx1="http://schemas.microsoft.com/office/drawing/2015/9/8/chartex" xmlns:cx2="http://schemas.microsoft.com/office/drawing/2015/10/21/chartex" xmlns:cx3="http://schemas.microsoft.com/office/drawing/2016/5/9/chartex" xmlns:cx4="http://schemas.microsoft.com/office/drawing/2016/5/10/chartex" xmlns:cx5="http://schemas.microsoft.com/office/drawing/2016/5/11/chartex" xmlns:cx6="http://schemas.microsoft.com/office/drawing/2016/5/12/chartex" xmlns:cx7="http://schemas.microsoft.com/office/drawing/2016/5/13/chartex" xmlns:cx8="http://schemas.microsoft.com/office/drawing/2016/5/14/chartex" xmlns:aink="http://schemas.microsoft.com/office/drawing/2016/ink" xmlns:am3d="http://schemas.microsoft.com/office/drawing/2017/model3d" xmlns:oel="http://schemas.microsoft.com/office/2019/extlst" xmlns:w16cex="http://schemas.microsoft.com/office/word/2018/wordml/cex" xmlns:w16cid="http://schemas.microsoft.com/office/word/2016/wordml/cid" xmlns:w16="http://schemas.microsoft.com/office/word/2018/wordml" xmlns:w16du="http://schemas.microsoft.com/office/word/2023/wordml/word16du" xmlns:w16sdtdh="http://schemas.microsoft.com/office/word/2020/wordml/sdtdatahash" xmlns:w16sdtfl="http://schemas.microsoft.com/office/word/2024/wordml/sdtformatlock">
+                <mc:Fallback>
                   <w:pict>
                     <v:line w14:anchorId="18477ABD" id="Straight Connector 2" o:spid="_x0000_s1026" style="position:absolute;z-index:251656192;visibility:visible;mso-wrap-style:square;mso-width-percent:0;mso-height-percent:0;mso-wrap-distance-left:9pt;mso-wrap-distance-top:0;mso-wrap-distance-right:9pt;mso-wrap-distance-bottom:0;mso-position-horizontal:absolute;mso-position-horizontal-relative:text;mso-position-vertical:absolute;mso-position-vertical-relative:text;mso-width-percent:0;mso-height-percent:0;mso-width-relative:margin;mso-height-relative:margin" from="4.9pt,18.55pt" to="271.9pt,18.55pt" o:gfxdata="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" strokecolor="#4579b8 [3044]"/>
                   </w:pict>
@@ -2851,7 +2716,7 @@
                     </wp:anchor>
                   </w:drawing>
                 </mc:Choice>
-                <mc:Fallback xmlns:cx1="http://schemas.microsoft.com/office/drawing/2015/9/8/chartex" xmlns:cx2="http://schemas.microsoft.com/office/drawing/2015/10/21/chartex" xmlns:cx3="http://schemas.microsoft.com/office/drawing/2016/5/9/chartex" xmlns:cx4="http://schemas.microsoft.com/office/drawing/2016/5/10/chartex" xmlns:cx5="http://schemas.microsoft.com/office/drawing/2016/5/11/chartex" xmlns:cx6="http://schemas.microsoft.com/office/drawing/2016/5/12/chartex" xmlns:cx7="http://schemas.microsoft.com/office/drawing/2016/5/13/chartex" xmlns:cx8="http://schemas.microsoft.com/office/drawing/2016/5/14/chartex" xmlns:aink="http://schemas.microsoft.com/office/drawing/2016/ink" xmlns:am3d="http://schemas.microsoft.com/office/drawing/2017/model3d" xmlns:oel="http://schemas.microsoft.com/office/2019/extlst" xmlns:w16cex="http://schemas.microsoft.com/office/word/2018/wordml/cex" xmlns:w16cid="http://schemas.microsoft.com/office/word/2016/wordml/cid" xmlns:w16="http://schemas.microsoft.com/office/word/2018/wordml" xmlns:w16du="http://schemas.microsoft.com/office/word/2023/wordml/word16du" xmlns:w16sdtdh="http://schemas.microsoft.com/office/word/2020/wordml/sdtdatahash" xmlns:w16sdtfl="http://schemas.microsoft.com/office/word/2024/wordml/sdtformatlock">
+                <mc:Fallback>
                   <w:pict>
                     <v:line w14:anchorId="50145552" id="Straight Connector 3" o:spid="_x0000_s1026" style="position:absolute;z-index:251659264;visibility:visible;mso-wrap-style:square;mso-width-percent:0;mso-height-percent:0;mso-wrap-distance-left:9pt;mso-wrap-distance-top:0;mso-wrap-distance-right:9pt;mso-wrap-distance-bottom:0;mso-position-horizontal:absolute;mso-position-horizontal-relative:text;mso-position-vertical:absolute;mso-position-vertical-relative:text;mso-width-percent:0;mso-height-percent:0;mso-width-relative:margin;mso-height-relative:margin" from="21.3pt,8.4pt" to="357.3pt,8.4pt" o:gfxdata="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" strokecolor="#4579b8 [3044]"/>
                   </w:pict>
@@ -3225,7 +3090,7 @@
                     </wp:anchor>
                   </w:drawing>
                 </mc:Choice>
-                <mc:Fallback xmlns:cx1="http://schemas.microsoft.com/office/drawing/2015/9/8/chartex" xmlns:cx2="http://schemas.microsoft.com/office/drawing/2015/10/21/chartex" xmlns:cx3="http://schemas.microsoft.com/office/drawing/2016/5/9/chartex" xmlns:cx4="http://schemas.microsoft.com/office/drawing/2016/5/10/chartex" xmlns:cx5="http://schemas.microsoft.com/office/drawing/2016/5/11/chartex" xmlns:cx6="http://schemas.microsoft.com/office/drawing/2016/5/12/chartex" xmlns:cx7="http://schemas.microsoft.com/office/drawing/2016/5/13/chartex" xmlns:cx8="http://schemas.microsoft.com/office/drawing/2016/5/14/chartex" xmlns:aink="http://schemas.microsoft.com/office/drawing/2016/ink" xmlns:am3d="http://schemas.microsoft.com/office/drawing/2017/model3d" xmlns:oel="http://schemas.microsoft.com/office/2019/extlst" xmlns:w16cex="http://schemas.microsoft.com/office/word/2018/wordml/cex" xmlns:w16cid="http://schemas.microsoft.com/office/word/2016/wordml/cid" xmlns:w16="http://schemas.microsoft.com/office/word/2018/wordml" xmlns:w16du="http://schemas.microsoft.com/office/word/2023/wordml/word16du" xmlns:w16sdtdh="http://schemas.microsoft.com/office/word/2020/wordml/sdtdatahash" xmlns:w16sdtfl="http://schemas.microsoft.com/office/word/2024/wordml/sdtformatlock">
+                <mc:Fallback>
                   <w:pict>
                     <v:line w14:anchorId="62255E7E" id="Straight Connector 4" o:spid="_x0000_s1026" style="position:absolute;flip:y;z-index:251660288;visibility:visible;mso-wrap-style:square;mso-width-percent:0;mso-height-percent:0;mso-wrap-distance-left:9pt;mso-wrap-distance-top:0;mso-wrap-distance-right:9pt;mso-wrap-distance-bottom:0;mso-position-horizontal:absolute;mso-position-horizontal-relative:text;mso-position-vertical:absolute;mso-position-vertical-relative:text;mso-width-percent:0;mso-height-percent:0;mso-width-relative:margin;mso-height-relative:margin" from="19.05pt,19pt" to="260.55pt,19.75pt" o:gfxdata="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" strokecolor="#4579b8 [3044]"/>
                   </w:pict>
@@ -6942,11 +6807,11 @@
     <w:p>
       <w:pPr>
         <w:spacing w:after="0" w:line="288" w:lineRule="auto"/>
-        <w:jc w:val="center"/>
         <w:rPr>
           <w:rFonts w:ascii="Times New Roman" w:hAnsi="Times New Roman"/>
           <w:b/>
           <w:sz w:val="26"/>
+          <w:lang w:val="en-US"/>
         </w:rPr>
         <w:sectPr>
           <w:headerReference w:type="default" r:id="rId8"/>
@@ -6965,6 +6830,7 @@
           <w:rFonts w:ascii="Times New Roman" w:hAnsi="Times New Roman"/>
           <w:b/>
           <w:sz w:val="26"/>
+          <w:lang w:val="en-US"/>
         </w:rPr>
         <w:sectPr>
           <w:type w:val="continuous"/>
@@ -6982,6 +6848,7 @@
           <w:rFonts w:ascii="Times New Roman" w:hAnsi="Times New Roman"/>
           <w:b/>
           <w:sz w:val="26"/>
+          <w:lang w:val="en-US"/>
         </w:rPr>
         <w:sectPr>
           <w:type w:val="continuous"/>
@@ -6999,6 +6866,7 @@
           <w:rFonts w:ascii="Times New Roman" w:hAnsi="Times New Roman"/>
           <w:b/>
           <w:sz w:val="26"/>
+          <w:lang w:val="en-US"/>
         </w:rPr>
         <w:sectPr>
           <w:type w:val="continuous"/>
@@ -7016,6 +6884,7 @@
           <w:rFonts w:ascii="Times New Roman" w:hAnsi="Times New Roman"/>
           <w:b/>
           <w:sz w:val="26"/>
+          <w:lang w:val="en-US"/>
         </w:rPr>
         <w:sectPr>
           <w:type w:val="continuous"/>
@@ -7033,6 +6902,7 @@
           <w:rFonts w:ascii="Times New Roman" w:hAnsi="Times New Roman"/>
           <w:b/>
           <w:sz w:val="26"/>
+          <w:lang w:val="en-US"/>
         </w:rPr>
         <w:sectPr>
           <w:type w:val="continuous"/>
@@ -7050,6 +6920,7 @@
           <w:rFonts w:ascii="Times New Roman" w:hAnsi="Times New Roman"/>
           <w:b/>
           <w:sz w:val="26"/>
+          <w:lang w:val="en-US"/>
         </w:rPr>
         <w:sectPr>
           <w:type w:val="continuous"/>
@@ -7067,10 +6938,12 @@
           <w:rFonts w:ascii="Times New Roman" w:hAnsi="Times New Roman"/>
           <w:b/>
           <w:sz w:val="26"/>
+          <w:lang w:val="en-US"/>
         </w:rPr>
         <w:sectPr>
+          <w:type w:val="continuous"/>
           <w:pgSz w:w="11907" w:h="16840" w:code="9"/>
-          <w:pgMar w:top="1134" w:right="1134" w:bottom="1134" w:left="1701" w:header="720" w:footer="720" w:gutter="0"/>
+          <w:pgMar w:top="1134" w:right="1134" w:bottom="1134" w:left="289" w:header="720" w:footer="720" w:gutter="0"/>
           <w:cols w:space="720"/>
           <w:titlePg/>
           <w:docGrid w:linePitch="360"/>
@@ -7080,6 +6953,7 @@
     <w:p>
       <w:pPr>
         <w:spacing w:after="0" w:line="288" w:lineRule="auto"/>
+        <w:jc w:val="center"/>
         <w:rPr>
           <w:rFonts w:ascii="Times New Roman" w:hAnsi="Times New Roman"/>
           <w:b/>
@@ -7091,17 +6965,8 @@
           <w:rFonts w:ascii="Times New Roman" w:hAnsi="Times New Roman"/>
           <w:b/>
           <w:sz w:val="26"/>
-          <w:lang w:val="en-US"/>
         </w:rPr>
         <w:lastRenderedPageBreak/>
-        <w:t xml:space="preserve">                                                      </w:t>
-      </w:r>
-      <w:r>
-        <w:rPr>
-          <w:rFonts w:ascii="Times New Roman" w:hAnsi="Times New Roman"/>
-          <w:b/>
-          <w:sz w:val="26"/>
-        </w:rPr>
         <w:t>PHỤ LỤC HỢP ĐỒNG</w:t>
       </w:r>
     </w:p>
@@ -7438,14 +7303,15 @@
     <w:tbl>
       <w:tblPr>
         <w:tblStyle w:val="TableGrid"/>
-        <w:tblW w:w="10353" w:type="dxa"/>
+        <w:tblW w:w="11145" w:type="dxa"/>
         <w:jc w:val="center"/>
+        <w:tblLayout w:type="fixed"/>
         <w:tblLook w:val="04A0" w:firstRow="1" w:lastRow="0" w:firstColumn="1" w:lastColumn="0" w:noHBand="0" w:noVBand="1"/>
       </w:tblPr>
       <w:tblGrid>
-        <w:gridCol w:w="794"/>
-        <w:gridCol w:w="953"/>
-        <w:gridCol w:w="1507"/>
+        <w:gridCol w:w="1555"/>
+        <w:gridCol w:w="992"/>
+        <w:gridCol w:w="1499"/>
         <w:gridCol w:w="974"/>
         <w:gridCol w:w="1716"/>
         <w:gridCol w:w="1833"/>
@@ -7459,7 +7325,7 @@
         </w:trPr>
         <w:tc>
           <w:tcPr>
-            <w:tcW w:w="794" w:type="dxa"/>
+            <w:tcW w:w="1555" w:type="dxa"/>
             <w:vMerge w:val="restart"/>
           </w:tcPr>
           <w:p>
@@ -7468,6 +7334,7 @@
               <w:jc w:val="center"/>
               <w:rPr>
                 <w:rFonts w:ascii="Times New Roman" w:hAnsi="Times New Roman"/>
+                <w:b/>
                 <w:sz w:val="26"/>
               </w:rPr>
             </w:pPr>
@@ -7482,7 +7349,7 @@
         </w:tc>
         <w:tc>
           <w:tcPr>
-            <w:tcW w:w="953" w:type="dxa"/>
+            <w:tcW w:w="992" w:type="dxa"/>
             <w:vMerge w:val="restart"/>
           </w:tcPr>
           <w:p>
@@ -7491,6 +7358,7 @@
               <w:jc w:val="center"/>
               <w:rPr>
                 <w:rFonts w:ascii="Times New Roman" w:hAnsi="Times New Roman"/>
+                <w:b/>
                 <w:sz w:val="26"/>
               </w:rPr>
             </w:pPr>
@@ -7505,7 +7373,7 @@
         </w:tc>
         <w:tc>
           <w:tcPr>
-            <w:tcW w:w="1507" w:type="dxa"/>
+            <w:tcW w:w="1499" w:type="dxa"/>
             <w:vMerge w:val="restart"/>
           </w:tcPr>
           <w:p>
@@ -7514,6 +7382,7 @@
               <w:jc w:val="center"/>
               <w:rPr>
                 <w:rFonts w:ascii="Times New Roman" w:hAnsi="Times New Roman"/>
+                <w:b/>
                 <w:sz w:val="26"/>
               </w:rPr>
             </w:pPr>
@@ -7537,6 +7406,7 @@
               <w:jc w:val="center"/>
               <w:rPr>
                 <w:rFonts w:ascii="Times New Roman" w:hAnsi="Times New Roman"/>
+                <w:b/>
                 <w:sz w:val="26"/>
               </w:rPr>
             </w:pPr>
@@ -7560,6 +7430,7 @@
               <w:jc w:val="center"/>
               <w:rPr>
                 <w:rFonts w:ascii="Times New Roman" w:hAnsi="Times New Roman"/>
+                <w:b/>
                 <w:sz w:val="26"/>
               </w:rPr>
             </w:pPr>
@@ -7583,6 +7454,7 @@
               <w:jc w:val="center"/>
               <w:rPr>
                 <w:rFonts w:ascii="Times New Roman" w:hAnsi="Times New Roman"/>
+                <w:b/>
                 <w:sz w:val="26"/>
               </w:rPr>
             </w:pPr>
@@ -7606,6 +7478,7 @@
               <w:jc w:val="center"/>
               <w:rPr>
                 <w:rFonts w:ascii="Times New Roman" w:hAnsi="Times New Roman"/>
+                <w:b/>
                 <w:sz w:val="26"/>
               </w:rPr>
             </w:pPr>
@@ -7626,7 +7499,7 @@
         </w:trPr>
         <w:tc>
           <w:tcPr>
-            <w:tcW w:w="794" w:type="dxa"/>
+            <w:tcW w:w="1555" w:type="dxa"/>
             <w:vMerge/>
           </w:tcPr>
           <w:p>
@@ -7642,7 +7515,7 @@
         </w:tc>
         <w:tc>
           <w:tcPr>
-            <w:tcW w:w="953" w:type="dxa"/>
+            <w:tcW w:w="992" w:type="dxa"/>
             <w:vMerge/>
           </w:tcPr>
           <w:p>
@@ -7658,7 +7531,7 @@
         </w:tc>
         <w:tc>
           <w:tcPr>
-            <w:tcW w:w="1507" w:type="dxa"/>
+            <w:tcW w:w="1499" w:type="dxa"/>
             <w:vMerge/>
           </w:tcPr>
           <w:p>
@@ -7698,6 +7571,7 @@
               <w:jc w:val="center"/>
               <w:rPr>
                 <w:rFonts w:ascii="Times New Roman" w:hAnsi="Times New Roman"/>
+                <w:b/>
                 <w:sz w:val="26"/>
               </w:rPr>
             </w:pPr>
@@ -7720,6 +7594,7 @@
               <w:jc w:val="center"/>
               <w:rPr>
                 <w:rFonts w:ascii="Times New Roman" w:hAnsi="Times New Roman"/>
+                <w:b/>
                 <w:sz w:val="26"/>
               </w:rPr>
             </w:pPr>
@@ -7772,37 +7647,37 @@
         </w:trPr>
         <w:tc>
           <w:tcPr>
-            <w:tcW w:w="794" w:type="dxa"/>
-          </w:tcPr>
-          <w:p>
-            <w:pPr>
-              <w:spacing w:line="288" w:lineRule="auto"/>
-              <w:jc w:val="center"/>
-              <w:rPr>
-                <w:rFonts w:ascii="Times New Roman" w:hAnsi="Times New Roman"/>
-                <w:sz w:val="26"/>
-              </w:rPr>
-            </w:pPr>
-          </w:p>
-        </w:tc>
-        <w:tc>
-          <w:tcPr>
-            <w:tcW w:w="953" w:type="dxa"/>
-          </w:tcPr>
-          <w:p>
-            <w:pPr>
-              <w:spacing w:line="288" w:lineRule="auto"/>
-              <w:jc w:val="left"/>
-              <w:rPr>
-                <w:rFonts w:ascii="Times New Roman" w:hAnsi="Times New Roman"/>
-                <w:sz w:val="26"/>
-              </w:rPr>
-            </w:pPr>
-          </w:p>
-        </w:tc>
-        <w:tc>
-          <w:tcPr>
-            <w:tcW w:w="1507" w:type="dxa"/>
+            <w:tcW w:w="1555" w:type="dxa"/>
+          </w:tcPr>
+          <w:p>
+            <w:pPr>
+              <w:spacing w:line="288" w:lineRule="auto"/>
+              <w:rPr>
+                <w:rFonts w:ascii="Times New Roman" w:hAnsi="Times New Roman"/>
+                <w:b/>
+                <w:sz w:val="26"/>
+              </w:rPr>
+            </w:pPr>
+          </w:p>
+        </w:tc>
+        <w:tc>
+          <w:tcPr>
+            <w:tcW w:w="992" w:type="dxa"/>
+          </w:tcPr>
+          <w:p>
+            <w:pPr>
+              <w:spacing w:line="288" w:lineRule="auto"/>
+              <w:rPr>
+                <w:rFonts w:ascii="Times New Roman" w:hAnsi="Times New Roman"/>
+                <w:b/>
+                <w:sz w:val="26"/>
+              </w:rPr>
+            </w:pPr>
+          </w:p>
+        </w:tc>
+        <w:tc>
+          <w:tcPr>
+            <w:tcW w:w="1499" w:type="dxa"/>
           </w:tcPr>
           <w:p>
             <w:pPr>
@@ -7882,9 +7757,9 @@
           <w:p>
             <w:pPr>
               <w:spacing w:line="288" w:lineRule="auto"/>
-              <w:jc w:val="center"/>
-              <w:rPr>
-                <w:rFonts w:ascii="Times New Roman" w:hAnsi="Times New Roman"/>
+              <w:rPr>
+                <w:rFonts w:ascii="Times New Roman" w:hAnsi="Times New Roman"/>
+                <w:b/>
                 <w:sz w:val="26"/>
               </w:rPr>
             </w:pPr>
@@ -7898,37 +7773,37 @@
         </w:trPr>
         <w:tc>
           <w:tcPr>
-            <w:tcW w:w="794" w:type="dxa"/>
-          </w:tcPr>
-          <w:p>
-            <w:pPr>
-              <w:spacing w:line="288" w:lineRule="auto"/>
-              <w:rPr>
-                <w:rFonts w:ascii="Times New Roman" w:hAnsi="Times New Roman"/>
-                <w:b/>
-                <w:sz w:val="26"/>
-              </w:rPr>
-            </w:pPr>
-          </w:p>
-        </w:tc>
-        <w:tc>
-          <w:tcPr>
-            <w:tcW w:w="953" w:type="dxa"/>
-          </w:tcPr>
-          <w:p>
-            <w:pPr>
-              <w:spacing w:line="288" w:lineRule="auto"/>
-              <w:rPr>
-                <w:rFonts w:ascii="Times New Roman" w:hAnsi="Times New Roman"/>
-                <w:b/>
-                <w:sz w:val="26"/>
-              </w:rPr>
-            </w:pPr>
-          </w:p>
-        </w:tc>
-        <w:tc>
-          <w:tcPr>
-            <w:tcW w:w="1507" w:type="dxa"/>
+            <w:tcW w:w="1555" w:type="dxa"/>
+          </w:tcPr>
+          <w:p>
+            <w:pPr>
+              <w:spacing w:line="288" w:lineRule="auto"/>
+              <w:rPr>
+                <w:rFonts w:ascii="Times New Roman" w:hAnsi="Times New Roman"/>
+                <w:b/>
+                <w:sz w:val="26"/>
+              </w:rPr>
+            </w:pPr>
+          </w:p>
+        </w:tc>
+        <w:tc>
+          <w:tcPr>
+            <w:tcW w:w="992" w:type="dxa"/>
+          </w:tcPr>
+          <w:p>
+            <w:pPr>
+              <w:spacing w:line="288" w:lineRule="auto"/>
+              <w:rPr>
+                <w:rFonts w:ascii="Times New Roman" w:hAnsi="Times New Roman"/>
+                <w:b/>
+                <w:sz w:val="26"/>
+              </w:rPr>
+            </w:pPr>
+          </w:p>
+        </w:tc>
+        <w:tc>
+          <w:tcPr>
+            <w:tcW w:w="1499" w:type="dxa"/>
           </w:tcPr>
           <w:p>
             <w:pPr>
@@ -8024,37 +7899,37 @@
         </w:trPr>
         <w:tc>
           <w:tcPr>
-            <w:tcW w:w="794" w:type="dxa"/>
-          </w:tcPr>
-          <w:p>
-            <w:pPr>
-              <w:spacing w:line="288" w:lineRule="auto"/>
-              <w:rPr>
-                <w:rFonts w:ascii="Times New Roman" w:hAnsi="Times New Roman"/>
-                <w:b/>
-                <w:sz w:val="26"/>
-              </w:rPr>
-            </w:pPr>
-          </w:p>
-        </w:tc>
-        <w:tc>
-          <w:tcPr>
-            <w:tcW w:w="953" w:type="dxa"/>
-          </w:tcPr>
-          <w:p>
-            <w:pPr>
-              <w:spacing w:line="288" w:lineRule="auto"/>
-              <w:rPr>
-                <w:rFonts w:ascii="Times New Roman" w:hAnsi="Times New Roman"/>
-                <w:b/>
-                <w:sz w:val="26"/>
-              </w:rPr>
-            </w:pPr>
-          </w:p>
-        </w:tc>
-        <w:tc>
-          <w:tcPr>
-            <w:tcW w:w="1507" w:type="dxa"/>
+            <w:tcW w:w="1555" w:type="dxa"/>
+          </w:tcPr>
+          <w:p>
+            <w:pPr>
+              <w:spacing w:line="288" w:lineRule="auto"/>
+              <w:rPr>
+                <w:rFonts w:ascii="Times New Roman" w:hAnsi="Times New Roman"/>
+                <w:b/>
+                <w:sz w:val="26"/>
+              </w:rPr>
+            </w:pPr>
+          </w:p>
+        </w:tc>
+        <w:tc>
+          <w:tcPr>
+            <w:tcW w:w="992" w:type="dxa"/>
+          </w:tcPr>
+          <w:p>
+            <w:pPr>
+              <w:spacing w:line="288" w:lineRule="auto"/>
+              <w:rPr>
+                <w:rFonts w:ascii="Times New Roman" w:hAnsi="Times New Roman"/>
+                <w:b/>
+                <w:sz w:val="26"/>
+              </w:rPr>
+            </w:pPr>
+          </w:p>
+        </w:tc>
+        <w:tc>
+          <w:tcPr>
+            <w:tcW w:w="1499" w:type="dxa"/>
           </w:tcPr>
           <w:p>
             <w:pPr>
@@ -8150,37 +8025,37 @@
         </w:trPr>
         <w:tc>
           <w:tcPr>
-            <w:tcW w:w="794" w:type="dxa"/>
-          </w:tcPr>
-          <w:p>
-            <w:pPr>
-              <w:spacing w:line="288" w:lineRule="auto"/>
-              <w:rPr>
-                <w:rFonts w:ascii="Times New Roman" w:hAnsi="Times New Roman"/>
-                <w:b/>
-                <w:sz w:val="26"/>
-              </w:rPr>
-            </w:pPr>
-          </w:p>
-        </w:tc>
-        <w:tc>
-          <w:tcPr>
-            <w:tcW w:w="953" w:type="dxa"/>
-          </w:tcPr>
-          <w:p>
-            <w:pPr>
-              <w:spacing w:line="288" w:lineRule="auto"/>
-              <w:rPr>
-                <w:rFonts w:ascii="Times New Roman" w:hAnsi="Times New Roman"/>
-                <w:b/>
-                <w:sz w:val="26"/>
-              </w:rPr>
-            </w:pPr>
-          </w:p>
-        </w:tc>
-        <w:tc>
-          <w:tcPr>
-            <w:tcW w:w="1507" w:type="dxa"/>
+            <w:tcW w:w="1555" w:type="dxa"/>
+          </w:tcPr>
+          <w:p>
+            <w:pPr>
+              <w:spacing w:line="288" w:lineRule="auto"/>
+              <w:rPr>
+                <w:rFonts w:ascii="Times New Roman" w:hAnsi="Times New Roman"/>
+                <w:b/>
+                <w:sz w:val="26"/>
+              </w:rPr>
+            </w:pPr>
+          </w:p>
+        </w:tc>
+        <w:tc>
+          <w:tcPr>
+            <w:tcW w:w="992" w:type="dxa"/>
+          </w:tcPr>
+          <w:p>
+            <w:pPr>
+              <w:spacing w:line="288" w:lineRule="auto"/>
+              <w:rPr>
+                <w:rFonts w:ascii="Times New Roman" w:hAnsi="Times New Roman"/>
+                <w:b/>
+                <w:sz w:val="26"/>
+              </w:rPr>
+            </w:pPr>
+          </w:p>
+        </w:tc>
+        <w:tc>
+          <w:tcPr>
+            <w:tcW w:w="1499" w:type="dxa"/>
           </w:tcPr>
           <w:p>
             <w:pPr>
@@ -8276,37 +8151,37 @@
         </w:trPr>
         <w:tc>
           <w:tcPr>
-            <w:tcW w:w="794" w:type="dxa"/>
-          </w:tcPr>
-          <w:p>
-            <w:pPr>
-              <w:spacing w:line="288" w:lineRule="auto"/>
-              <w:rPr>
-                <w:rFonts w:ascii="Times New Roman" w:hAnsi="Times New Roman"/>
-                <w:b/>
-                <w:sz w:val="26"/>
-              </w:rPr>
-            </w:pPr>
-          </w:p>
-        </w:tc>
-        <w:tc>
-          <w:tcPr>
-            <w:tcW w:w="953" w:type="dxa"/>
-          </w:tcPr>
-          <w:p>
-            <w:pPr>
-              <w:spacing w:line="288" w:lineRule="auto"/>
-              <w:rPr>
-                <w:rFonts w:ascii="Times New Roman" w:hAnsi="Times New Roman"/>
-                <w:b/>
-                <w:sz w:val="26"/>
-              </w:rPr>
-            </w:pPr>
-          </w:p>
-        </w:tc>
-        <w:tc>
-          <w:tcPr>
-            <w:tcW w:w="1507" w:type="dxa"/>
+            <w:tcW w:w="1555" w:type="dxa"/>
+          </w:tcPr>
+          <w:p>
+            <w:pPr>
+              <w:spacing w:line="288" w:lineRule="auto"/>
+              <w:rPr>
+                <w:rFonts w:ascii="Times New Roman" w:hAnsi="Times New Roman"/>
+                <w:b/>
+                <w:sz w:val="26"/>
+              </w:rPr>
+            </w:pPr>
+          </w:p>
+        </w:tc>
+        <w:tc>
+          <w:tcPr>
+            <w:tcW w:w="992" w:type="dxa"/>
+          </w:tcPr>
+          <w:p>
+            <w:pPr>
+              <w:spacing w:line="288" w:lineRule="auto"/>
+              <w:rPr>
+                <w:rFonts w:ascii="Times New Roman" w:hAnsi="Times New Roman"/>
+                <w:b/>
+                <w:sz w:val="26"/>
+              </w:rPr>
+            </w:pPr>
+          </w:p>
+        </w:tc>
+        <w:tc>
+          <w:tcPr>
+            <w:tcW w:w="1499" w:type="dxa"/>
           </w:tcPr>
           <w:p>
             <w:pPr>
@@ -8402,37 +8277,37 @@
         </w:trPr>
         <w:tc>
           <w:tcPr>
-            <w:tcW w:w="794" w:type="dxa"/>
-          </w:tcPr>
-          <w:p>
-            <w:pPr>
-              <w:spacing w:line="288" w:lineRule="auto"/>
-              <w:rPr>
-                <w:rFonts w:ascii="Times New Roman" w:hAnsi="Times New Roman"/>
-                <w:b/>
-                <w:sz w:val="26"/>
-              </w:rPr>
-            </w:pPr>
-          </w:p>
-        </w:tc>
-        <w:tc>
-          <w:tcPr>
-            <w:tcW w:w="953" w:type="dxa"/>
-          </w:tcPr>
-          <w:p>
-            <w:pPr>
-              <w:spacing w:line="288" w:lineRule="auto"/>
-              <w:rPr>
-                <w:rFonts w:ascii="Times New Roman" w:hAnsi="Times New Roman"/>
-                <w:b/>
-                <w:sz w:val="26"/>
-              </w:rPr>
-            </w:pPr>
-          </w:p>
-        </w:tc>
-        <w:tc>
-          <w:tcPr>
-            <w:tcW w:w="1507" w:type="dxa"/>
+            <w:tcW w:w="1555" w:type="dxa"/>
+          </w:tcPr>
+          <w:p>
+            <w:pPr>
+              <w:spacing w:line="288" w:lineRule="auto"/>
+              <w:rPr>
+                <w:rFonts w:ascii="Times New Roman" w:hAnsi="Times New Roman"/>
+                <w:b/>
+                <w:sz w:val="26"/>
+              </w:rPr>
+            </w:pPr>
+          </w:p>
+        </w:tc>
+        <w:tc>
+          <w:tcPr>
+            <w:tcW w:w="992" w:type="dxa"/>
+          </w:tcPr>
+          <w:p>
+            <w:pPr>
+              <w:spacing w:line="288" w:lineRule="auto"/>
+              <w:rPr>
+                <w:rFonts w:ascii="Times New Roman" w:hAnsi="Times New Roman"/>
+                <w:b/>
+                <w:sz w:val="26"/>
+              </w:rPr>
+            </w:pPr>
+          </w:p>
+        </w:tc>
+        <w:tc>
+          <w:tcPr>
+            <w:tcW w:w="1499" w:type="dxa"/>
           </w:tcPr>
           <w:p>
             <w:pPr>
@@ -8528,37 +8403,37 @@
         </w:trPr>
         <w:tc>
           <w:tcPr>
-            <w:tcW w:w="794" w:type="dxa"/>
-          </w:tcPr>
-          <w:p>
-            <w:pPr>
-              <w:spacing w:line="288" w:lineRule="auto"/>
-              <w:rPr>
-                <w:rFonts w:ascii="Times New Roman" w:hAnsi="Times New Roman"/>
-                <w:b/>
-                <w:sz w:val="26"/>
-              </w:rPr>
-            </w:pPr>
-          </w:p>
-        </w:tc>
-        <w:tc>
-          <w:tcPr>
-            <w:tcW w:w="953" w:type="dxa"/>
-          </w:tcPr>
-          <w:p>
-            <w:pPr>
-              <w:spacing w:line="288" w:lineRule="auto"/>
-              <w:rPr>
-                <w:rFonts w:ascii="Times New Roman" w:hAnsi="Times New Roman"/>
-                <w:b/>
-                <w:sz w:val="26"/>
-              </w:rPr>
-            </w:pPr>
-          </w:p>
-        </w:tc>
-        <w:tc>
-          <w:tcPr>
-            <w:tcW w:w="1507" w:type="dxa"/>
+            <w:tcW w:w="1555" w:type="dxa"/>
+          </w:tcPr>
+          <w:p>
+            <w:pPr>
+              <w:spacing w:line="288" w:lineRule="auto"/>
+              <w:rPr>
+                <w:rFonts w:ascii="Times New Roman" w:hAnsi="Times New Roman"/>
+                <w:b/>
+                <w:sz w:val="26"/>
+              </w:rPr>
+            </w:pPr>
+          </w:p>
+        </w:tc>
+        <w:tc>
+          <w:tcPr>
+            <w:tcW w:w="992" w:type="dxa"/>
+          </w:tcPr>
+          <w:p>
+            <w:pPr>
+              <w:spacing w:line="288" w:lineRule="auto"/>
+              <w:rPr>
+                <w:rFonts w:ascii="Times New Roman" w:hAnsi="Times New Roman"/>
+                <w:b/>
+                <w:sz w:val="26"/>
+              </w:rPr>
+            </w:pPr>
+          </w:p>
+        </w:tc>
+        <w:tc>
+          <w:tcPr>
+            <w:tcW w:w="1499" w:type="dxa"/>
           </w:tcPr>
           <w:p>
             <w:pPr>
@@ -8654,37 +8529,37 @@
         </w:trPr>
         <w:tc>
           <w:tcPr>
-            <w:tcW w:w="794" w:type="dxa"/>
-          </w:tcPr>
-          <w:p>
-            <w:pPr>
-              <w:spacing w:line="288" w:lineRule="auto"/>
-              <w:rPr>
-                <w:rFonts w:ascii="Times New Roman" w:hAnsi="Times New Roman"/>
-                <w:b/>
-                <w:sz w:val="26"/>
-              </w:rPr>
-            </w:pPr>
-          </w:p>
-        </w:tc>
-        <w:tc>
-          <w:tcPr>
-            <w:tcW w:w="953" w:type="dxa"/>
-          </w:tcPr>
-          <w:p>
-            <w:pPr>
-              <w:spacing w:line="288" w:lineRule="auto"/>
-              <w:rPr>
-                <w:rFonts w:ascii="Times New Roman" w:hAnsi="Times New Roman"/>
-                <w:b/>
-                <w:sz w:val="26"/>
-              </w:rPr>
-            </w:pPr>
-          </w:p>
-        </w:tc>
-        <w:tc>
-          <w:tcPr>
-            <w:tcW w:w="1507" w:type="dxa"/>
+            <w:tcW w:w="1555" w:type="dxa"/>
+          </w:tcPr>
+          <w:p>
+            <w:pPr>
+              <w:spacing w:line="288" w:lineRule="auto"/>
+              <w:rPr>
+                <w:rFonts w:ascii="Times New Roman" w:hAnsi="Times New Roman"/>
+                <w:b/>
+                <w:sz w:val="26"/>
+              </w:rPr>
+            </w:pPr>
+          </w:p>
+        </w:tc>
+        <w:tc>
+          <w:tcPr>
+            <w:tcW w:w="992" w:type="dxa"/>
+          </w:tcPr>
+          <w:p>
+            <w:pPr>
+              <w:spacing w:line="288" w:lineRule="auto"/>
+              <w:rPr>
+                <w:rFonts w:ascii="Times New Roman" w:hAnsi="Times New Roman"/>
+                <w:b/>
+                <w:sz w:val="26"/>
+              </w:rPr>
+            </w:pPr>
+          </w:p>
+        </w:tc>
+        <w:tc>
+          <w:tcPr>
+            <w:tcW w:w="1499" w:type="dxa"/>
           </w:tcPr>
           <w:p>
             <w:pPr>
@@ -8780,37 +8655,37 @@
         </w:trPr>
         <w:tc>
           <w:tcPr>
-            <w:tcW w:w="794" w:type="dxa"/>
-          </w:tcPr>
-          <w:p>
-            <w:pPr>
-              <w:spacing w:line="288" w:lineRule="auto"/>
-              <w:rPr>
-                <w:rFonts w:ascii="Times New Roman" w:hAnsi="Times New Roman"/>
-                <w:b/>
-                <w:sz w:val="26"/>
-              </w:rPr>
-            </w:pPr>
-          </w:p>
-        </w:tc>
-        <w:tc>
-          <w:tcPr>
-            <w:tcW w:w="953" w:type="dxa"/>
-          </w:tcPr>
-          <w:p>
-            <w:pPr>
-              <w:spacing w:line="288" w:lineRule="auto"/>
-              <w:rPr>
-                <w:rFonts w:ascii="Times New Roman" w:hAnsi="Times New Roman"/>
-                <w:b/>
-                <w:sz w:val="26"/>
-              </w:rPr>
-            </w:pPr>
-          </w:p>
-        </w:tc>
-        <w:tc>
-          <w:tcPr>
-            <w:tcW w:w="1507" w:type="dxa"/>
+            <w:tcW w:w="1555" w:type="dxa"/>
+          </w:tcPr>
+          <w:p>
+            <w:pPr>
+              <w:spacing w:line="288" w:lineRule="auto"/>
+              <w:rPr>
+                <w:rFonts w:ascii="Times New Roman" w:hAnsi="Times New Roman"/>
+                <w:b/>
+                <w:sz w:val="26"/>
+              </w:rPr>
+            </w:pPr>
+          </w:p>
+        </w:tc>
+        <w:tc>
+          <w:tcPr>
+            <w:tcW w:w="992" w:type="dxa"/>
+          </w:tcPr>
+          <w:p>
+            <w:pPr>
+              <w:spacing w:line="288" w:lineRule="auto"/>
+              <w:rPr>
+                <w:rFonts w:ascii="Times New Roman" w:hAnsi="Times New Roman"/>
+                <w:b/>
+                <w:sz w:val="26"/>
+              </w:rPr>
+            </w:pPr>
+          </w:p>
+        </w:tc>
+        <w:tc>
+          <w:tcPr>
+            <w:tcW w:w="1499" w:type="dxa"/>
           </w:tcPr>
           <w:p>
             <w:pPr>
@@ -8906,37 +8781,37 @@
         </w:trPr>
         <w:tc>
           <w:tcPr>
-            <w:tcW w:w="794" w:type="dxa"/>
-          </w:tcPr>
-          <w:p>
-            <w:pPr>
-              <w:spacing w:line="288" w:lineRule="auto"/>
-              <w:rPr>
-                <w:rFonts w:ascii="Times New Roman" w:hAnsi="Times New Roman"/>
-                <w:b/>
-                <w:sz w:val="26"/>
-              </w:rPr>
-            </w:pPr>
-          </w:p>
-        </w:tc>
-        <w:tc>
-          <w:tcPr>
-            <w:tcW w:w="953" w:type="dxa"/>
-          </w:tcPr>
-          <w:p>
-            <w:pPr>
-              <w:spacing w:line="288" w:lineRule="auto"/>
-              <w:rPr>
-                <w:rFonts w:ascii="Times New Roman" w:hAnsi="Times New Roman"/>
-                <w:b/>
-                <w:sz w:val="26"/>
-              </w:rPr>
-            </w:pPr>
-          </w:p>
-        </w:tc>
-        <w:tc>
-          <w:tcPr>
-            <w:tcW w:w="1507" w:type="dxa"/>
+            <w:tcW w:w="1555" w:type="dxa"/>
+          </w:tcPr>
+          <w:p>
+            <w:pPr>
+              <w:spacing w:line="288" w:lineRule="auto"/>
+              <w:rPr>
+                <w:rFonts w:ascii="Times New Roman" w:hAnsi="Times New Roman"/>
+                <w:b/>
+                <w:sz w:val="26"/>
+              </w:rPr>
+            </w:pPr>
+          </w:p>
+        </w:tc>
+        <w:tc>
+          <w:tcPr>
+            <w:tcW w:w="992" w:type="dxa"/>
+          </w:tcPr>
+          <w:p>
+            <w:pPr>
+              <w:spacing w:line="288" w:lineRule="auto"/>
+              <w:rPr>
+                <w:rFonts w:ascii="Times New Roman" w:hAnsi="Times New Roman"/>
+                <w:b/>
+                <w:sz w:val="26"/>
+              </w:rPr>
+            </w:pPr>
+          </w:p>
+        </w:tc>
+        <w:tc>
+          <w:tcPr>
+            <w:tcW w:w="1499" w:type="dxa"/>
           </w:tcPr>
           <w:p>
             <w:pPr>
@@ -9032,37 +8907,37 @@
         </w:trPr>
         <w:tc>
           <w:tcPr>
-            <w:tcW w:w="794" w:type="dxa"/>
-          </w:tcPr>
-          <w:p>
-            <w:pPr>
-              <w:spacing w:line="288" w:lineRule="auto"/>
-              <w:rPr>
-                <w:rFonts w:ascii="Times New Roman" w:hAnsi="Times New Roman"/>
-                <w:b/>
-                <w:sz w:val="26"/>
-              </w:rPr>
-            </w:pPr>
-          </w:p>
-        </w:tc>
-        <w:tc>
-          <w:tcPr>
-            <w:tcW w:w="953" w:type="dxa"/>
-          </w:tcPr>
-          <w:p>
-            <w:pPr>
-              <w:spacing w:line="288" w:lineRule="auto"/>
-              <w:rPr>
-                <w:rFonts w:ascii="Times New Roman" w:hAnsi="Times New Roman"/>
-                <w:b/>
-                <w:sz w:val="26"/>
-              </w:rPr>
-            </w:pPr>
-          </w:p>
-        </w:tc>
-        <w:tc>
-          <w:tcPr>
-            <w:tcW w:w="1507" w:type="dxa"/>
+            <w:tcW w:w="1555" w:type="dxa"/>
+          </w:tcPr>
+          <w:p>
+            <w:pPr>
+              <w:spacing w:line="288" w:lineRule="auto"/>
+              <w:rPr>
+                <w:rFonts w:ascii="Times New Roman" w:hAnsi="Times New Roman"/>
+                <w:b/>
+                <w:sz w:val="26"/>
+              </w:rPr>
+            </w:pPr>
+          </w:p>
+        </w:tc>
+        <w:tc>
+          <w:tcPr>
+            <w:tcW w:w="992" w:type="dxa"/>
+          </w:tcPr>
+          <w:p>
+            <w:pPr>
+              <w:spacing w:line="288" w:lineRule="auto"/>
+              <w:rPr>
+                <w:rFonts w:ascii="Times New Roman" w:hAnsi="Times New Roman"/>
+                <w:b/>
+                <w:sz w:val="26"/>
+              </w:rPr>
+            </w:pPr>
+          </w:p>
+        </w:tc>
+        <w:tc>
+          <w:tcPr>
+            <w:tcW w:w="1499" w:type="dxa"/>
           </w:tcPr>
           <w:p>
             <w:pPr>
@@ -9158,37 +9033,37 @@
         </w:trPr>
         <w:tc>
           <w:tcPr>
-            <w:tcW w:w="794" w:type="dxa"/>
-          </w:tcPr>
-          <w:p>
-            <w:pPr>
-              <w:spacing w:line="288" w:lineRule="auto"/>
-              <w:rPr>
-                <w:rFonts w:ascii="Times New Roman" w:hAnsi="Times New Roman"/>
-                <w:b/>
-                <w:sz w:val="26"/>
-              </w:rPr>
-            </w:pPr>
-          </w:p>
-        </w:tc>
-        <w:tc>
-          <w:tcPr>
-            <w:tcW w:w="953" w:type="dxa"/>
-          </w:tcPr>
-          <w:p>
-            <w:pPr>
-              <w:spacing w:line="288" w:lineRule="auto"/>
-              <w:rPr>
-                <w:rFonts w:ascii="Times New Roman" w:hAnsi="Times New Roman"/>
-                <w:b/>
-                <w:sz w:val="26"/>
-              </w:rPr>
-            </w:pPr>
-          </w:p>
-        </w:tc>
-        <w:tc>
-          <w:tcPr>
-            <w:tcW w:w="1507" w:type="dxa"/>
+            <w:tcW w:w="1555" w:type="dxa"/>
+          </w:tcPr>
+          <w:p>
+            <w:pPr>
+              <w:spacing w:line="288" w:lineRule="auto"/>
+              <w:rPr>
+                <w:rFonts w:ascii="Times New Roman" w:hAnsi="Times New Roman"/>
+                <w:b/>
+                <w:sz w:val="26"/>
+              </w:rPr>
+            </w:pPr>
+          </w:p>
+        </w:tc>
+        <w:tc>
+          <w:tcPr>
+            <w:tcW w:w="992" w:type="dxa"/>
+          </w:tcPr>
+          <w:p>
+            <w:pPr>
+              <w:spacing w:line="288" w:lineRule="auto"/>
+              <w:rPr>
+                <w:rFonts w:ascii="Times New Roman" w:hAnsi="Times New Roman"/>
+                <w:b/>
+                <w:sz w:val="26"/>
+              </w:rPr>
+            </w:pPr>
+          </w:p>
+        </w:tc>
+        <w:tc>
+          <w:tcPr>
+            <w:tcW w:w="1499" w:type="dxa"/>
           </w:tcPr>
           <w:p>
             <w:pPr>
@@ -9284,37 +9159,37 @@
         </w:trPr>
         <w:tc>
           <w:tcPr>
-            <w:tcW w:w="794" w:type="dxa"/>
-          </w:tcPr>
-          <w:p>
-            <w:pPr>
-              <w:spacing w:line="288" w:lineRule="auto"/>
-              <w:rPr>
-                <w:rFonts w:ascii="Times New Roman" w:hAnsi="Times New Roman"/>
-                <w:b/>
-                <w:sz w:val="26"/>
-              </w:rPr>
-            </w:pPr>
-          </w:p>
-        </w:tc>
-        <w:tc>
-          <w:tcPr>
-            <w:tcW w:w="953" w:type="dxa"/>
-          </w:tcPr>
-          <w:p>
-            <w:pPr>
-              <w:spacing w:line="288" w:lineRule="auto"/>
-              <w:rPr>
-                <w:rFonts w:ascii="Times New Roman" w:hAnsi="Times New Roman"/>
-                <w:b/>
-                <w:sz w:val="26"/>
-              </w:rPr>
-            </w:pPr>
-          </w:p>
-        </w:tc>
-        <w:tc>
-          <w:tcPr>
-            <w:tcW w:w="1507" w:type="dxa"/>
+            <w:tcW w:w="1555" w:type="dxa"/>
+          </w:tcPr>
+          <w:p>
+            <w:pPr>
+              <w:spacing w:line="288" w:lineRule="auto"/>
+              <w:rPr>
+                <w:rFonts w:ascii="Times New Roman" w:hAnsi="Times New Roman"/>
+                <w:b/>
+                <w:sz w:val="26"/>
+              </w:rPr>
+            </w:pPr>
+          </w:p>
+        </w:tc>
+        <w:tc>
+          <w:tcPr>
+            <w:tcW w:w="992" w:type="dxa"/>
+          </w:tcPr>
+          <w:p>
+            <w:pPr>
+              <w:spacing w:line="288" w:lineRule="auto"/>
+              <w:rPr>
+                <w:rFonts w:ascii="Times New Roman" w:hAnsi="Times New Roman"/>
+                <w:b/>
+                <w:sz w:val="26"/>
+              </w:rPr>
+            </w:pPr>
+          </w:p>
+        </w:tc>
+        <w:tc>
+          <w:tcPr>
+            <w:tcW w:w="1499" w:type="dxa"/>
           </w:tcPr>
           <w:p>
             <w:pPr>
@@ -9400,6 +9275,320 @@
                 <w:sz w:val="26"/>
               </w:rPr>
             </w:pPr>
+          </w:p>
+        </w:tc>
+      </w:tr>
+    </w:tbl>
+    <w:p>
+      <w:pPr>
+        <w:spacing w:after="0" w:line="288" w:lineRule="auto"/>
+        <w:ind w:firstLine="720"/>
+        <w:rPr>
+          <w:rFonts w:ascii="Times New Roman" w:hAnsi="Times New Roman"/>
+          <w:b/>
+          <w:sz w:val="26"/>
+          <w:lang w:val="en-US"/>
+        </w:rPr>
+      </w:pPr>
+    </w:p>
+    <w:p>
+      <w:pPr>
+        <w:spacing w:after="0" w:line="288" w:lineRule="auto"/>
+        <w:ind w:firstLine="720"/>
+        <w:jc w:val="center"/>
+        <w:rPr>
+          <w:rFonts w:ascii="Times New Roman" w:hAnsi="Times New Roman"/>
+          <w:b/>
+          <w:sz w:val="26"/>
+          <w:lang w:val="en-US"/>
+        </w:rPr>
+      </w:pPr>
+      <w:r>
+        <w:rPr>
+          <w:rFonts w:ascii="Times New Roman" w:hAnsi="Times New Roman"/>
+          <w:b/>
+          <w:sz w:val="26"/>
+          <w:lang w:val="en-US"/>
+        </w:rPr>
+        <w:t>Kế</w:t>
+      </w:r>
+      <w:r>
+        <w:rPr>
+          <w:rFonts w:ascii="Times New Roman" w:hAnsi="Times New Roman"/>
+          <w:b/>
+          <w:sz w:val="26"/>
+          <w:lang w:val="en-US"/>
+        </w:rPr>
+        <w:t xml:space="preserve"> T</w:t>
+      </w:r>
+      <w:r>
+        <w:rPr>
+          <w:rFonts w:ascii="Times New Roman" w:hAnsi="Times New Roman"/>
+          <w:b/>
+          <w:sz w:val="26"/>
+          <w:lang w:val="en-US"/>
+        </w:rPr>
+        <w:t xml:space="preserve">oán                                                            </w:t>
+      </w:r>
+      <w:r>
+        <w:rPr>
+          <w:rFonts w:ascii="Times New Roman" w:hAnsi="Times New Roman"/>
+          <w:b/>
+          <w:sz w:val="26"/>
+          <w:lang w:val="en-US"/>
+        </w:rPr>
+        <w:t xml:space="preserve">      </w:t>
+      </w:r>
+      <w:r>
+        <w:rPr>
+          <w:rFonts w:ascii="Times New Roman" w:hAnsi="Times New Roman"/>
+          <w:b/>
+          <w:sz w:val="26"/>
+          <w:lang w:val="en-US"/>
+        </w:rPr>
+        <w:tab/>
+      </w:r>
+      <w:r>
+        <w:rPr>
+          <w:rFonts w:ascii="Times New Roman" w:hAnsi="Times New Roman"/>
+          <w:b/>
+          <w:sz w:val="26"/>
+          <w:lang w:val="en-US"/>
+        </w:rPr>
+        <w:tab/>
+      </w:r>
+      <w:r>
+        <w:rPr>
+          <w:rFonts w:ascii="Times New Roman" w:hAnsi="Times New Roman"/>
+          <w:b/>
+          <w:sz w:val="26"/>
+          <w:lang w:val="en-US"/>
+        </w:rPr>
+        <w:tab/>
+      </w:r>
+      <w:r>
+        <w:rPr>
+          <w:rFonts w:ascii="Times New Roman" w:hAnsi="Times New Roman"/>
+          <w:b/>
+          <w:sz w:val="26"/>
+          <w:lang w:val="en-US"/>
+        </w:rPr>
+        <w:t>{{nddpl}}</w:t>
+      </w:r>
+    </w:p>
+    <w:p>
+      <w:pPr>
+        <w:spacing w:after="0" w:line="288" w:lineRule="auto"/>
+        <w:ind w:firstLine="720"/>
+        <w:rPr>
+          <w:rFonts w:ascii="Times New Roman" w:hAnsi="Times New Roman"/>
+          <w:b/>
+          <w:sz w:val="26"/>
+          <w:lang w:val="en-US"/>
+        </w:rPr>
+      </w:pPr>
+    </w:p>
+    <w:p>
+      <w:pPr>
+        <w:spacing w:after="0" w:line="288" w:lineRule="auto"/>
+        <w:ind w:firstLine="720"/>
+        <w:rPr>
+          <w:rFonts w:ascii="Times New Roman" w:hAnsi="Times New Roman"/>
+          <w:b/>
+          <w:sz w:val="26"/>
+          <w:lang w:val="en-US"/>
+        </w:rPr>
+      </w:pPr>
+    </w:p>
+    <w:tbl>
+      <w:tblPr>
+        <w:tblStyle w:val="TableGrid"/>
+        <w:tblW w:w="11145" w:type="dxa"/>
+        <w:jc w:val="center"/>
+        <w:tblLayout w:type="fixed"/>
+        <w:tblLook w:val="04A0" w:firstRow="1" w:lastRow="0" w:firstColumn="1" w:lastColumn="0" w:noHBand="0" w:noVBand="1"/>
+      </w:tblPr>
+      <w:tblGrid>
+        <w:gridCol w:w="1555"/>
+        <w:gridCol w:w="992"/>
+        <w:gridCol w:w="1499"/>
+        <w:gridCol w:w="974"/>
+        <w:gridCol w:w="1716"/>
+        <w:gridCol w:w="1833"/>
+        <w:gridCol w:w="848"/>
+        <w:gridCol w:w="1728"/>
+      </w:tblGrid>
+      <w:tr>
+        <w:trPr>
+          <w:trHeight w:val="567"/>
+          <w:jc w:val="center"/>
+        </w:trPr>
+        <w:tc>
+          <w:tcPr>
+            <w:tcW w:w="1555" w:type="dxa"/>
+            <w:vMerge w:val="restart"/>
+          </w:tcPr>
+          <w:p>
+            <w:pPr>
+              <w:spacing w:line="288" w:lineRule="auto"/>
+              <w:jc w:val="center"/>
+              <w:rPr>
+                <w:rFonts w:ascii="Times New Roman" w:hAnsi="Times New Roman"/>
+                <w:b/>
+                <w:sz w:val="26"/>
+              </w:rPr>
+            </w:pPr>
+            <w:r>
+              <w:rPr>
+                <w:rFonts w:ascii="Times New Roman" w:hAnsi="Times New Roman"/>
+                <w:sz w:val="26"/>
+              </w:rPr>
+              <w:t>Ngày tháng năm</w:t>
+            </w:r>
+          </w:p>
+        </w:tc>
+        <w:tc>
+          <w:tcPr>
+            <w:tcW w:w="992" w:type="dxa"/>
+            <w:vMerge w:val="restart"/>
+          </w:tcPr>
+          <w:p>
+            <w:pPr>
+              <w:spacing w:line="288" w:lineRule="auto"/>
+              <w:jc w:val="center"/>
+              <w:rPr>
+                <w:rFonts w:ascii="Times New Roman" w:hAnsi="Times New Roman"/>
+                <w:b/>
+                <w:sz w:val="26"/>
+              </w:rPr>
+            </w:pPr>
+            <w:r>
+              <w:rPr>
+                <w:rFonts w:ascii="Times New Roman" w:hAnsi="Times New Roman"/>
+                <w:sz w:val="26"/>
+              </w:rPr>
+              <w:t>Lãi suất %/năm</w:t>
+            </w:r>
+          </w:p>
+        </w:tc>
+        <w:tc>
+          <w:tcPr>
+            <w:tcW w:w="1499" w:type="dxa"/>
+            <w:vMerge w:val="restart"/>
+          </w:tcPr>
+          <w:p>
+            <w:pPr>
+              <w:spacing w:line="288" w:lineRule="auto"/>
+              <w:jc w:val="center"/>
+              <w:rPr>
+                <w:rFonts w:ascii="Times New Roman" w:hAnsi="Times New Roman"/>
+                <w:b/>
+                <w:sz w:val="26"/>
+              </w:rPr>
+            </w:pPr>
+            <w:r>
+              <w:rPr>
+                <w:rFonts w:ascii="Times New Roman" w:hAnsi="Times New Roman"/>
+                <w:sz w:val="26"/>
+              </w:rPr>
+              <w:t>Số tiền vay</w:t>
+            </w:r>
+          </w:p>
+        </w:tc>
+        <w:tc>
+          <w:tcPr>
+            <w:tcW w:w="974" w:type="dxa"/>
+            <w:vMerge w:val="restart"/>
+          </w:tcPr>
+          <w:p>
+            <w:pPr>
+              <w:spacing w:line="288" w:lineRule="auto"/>
+              <w:jc w:val="center"/>
+              <w:rPr>
+                <w:rFonts w:ascii="Times New Roman" w:hAnsi="Times New Roman"/>
+                <w:b/>
+                <w:sz w:val="26"/>
+              </w:rPr>
+            </w:pPr>
+            <w:r>
+              <w:rPr>
+                <w:rFonts w:ascii="Times New Roman" w:hAnsi="Times New Roman"/>
+                <w:sz w:val="26"/>
+              </w:rPr>
+              <w:t>Chữ ký người nhận tiền</w:t>
+            </w:r>
+          </w:p>
+        </w:tc>
+        <w:tc>
+          <w:tcPr>
+            <w:tcW w:w="3549" w:type="dxa"/>
+            <w:gridSpan w:val="2"/>
+          </w:tcPr>
+          <w:p>
+            <w:pPr>
+              <w:spacing w:line="288" w:lineRule="auto"/>
+              <w:jc w:val="center"/>
+              <w:rPr>
+                <w:rFonts w:ascii="Times New Roman" w:hAnsi="Times New Roman"/>
+                <w:b/>
+                <w:sz w:val="26"/>
+              </w:rPr>
+            </w:pPr>
+            <w:r>
+              <w:rPr>
+                <w:rFonts w:ascii="Times New Roman" w:hAnsi="Times New Roman"/>
+                <w:sz w:val="26"/>
+              </w:rPr>
+              <w:t>Số tiền trả nợ</w:t>
+            </w:r>
+          </w:p>
+        </w:tc>
+        <w:tc>
+          <w:tcPr>
+            <w:tcW w:w="848" w:type="dxa"/>
+            <w:vMerge w:val="restart"/>
+          </w:tcPr>
+          <w:p>
+            <w:pPr>
+              <w:spacing w:line="288" w:lineRule="auto"/>
+              <w:jc w:val="center"/>
+              <w:rPr>
+                <w:rFonts w:ascii="Times New Roman" w:hAnsi="Times New Roman"/>
+                <w:b/>
+                <w:sz w:val="26"/>
+              </w:rPr>
+            </w:pPr>
+            <w:r>
+              <w:rPr>
+                <w:rFonts w:ascii="Times New Roman" w:hAnsi="Times New Roman"/>
+                <w:sz w:val="26"/>
+              </w:rPr>
+              <w:t>Chữ ký người thu nợ</w:t>
+            </w:r>
+          </w:p>
+        </w:tc>
+        <w:tc>
+          <w:tcPr>
+            <w:tcW w:w="1728" w:type="dxa"/>
+            <w:vMerge w:val="restart"/>
+          </w:tcPr>
+          <w:p>
+            <w:pPr>
+              <w:spacing w:line="288" w:lineRule="auto"/>
+              <w:jc w:val="center"/>
+              <w:rPr>
+                <w:rFonts w:ascii="Times New Roman" w:hAnsi="Times New Roman"/>
+                <w:b/>
+                <w:sz w:val="26"/>
+              </w:rPr>
+            </w:pPr>
+            <w:r>
+              <w:rPr>
+                <w:rFonts w:ascii="Times New Roman" w:hAnsi="Times New Roman"/>
+                <w:sz w:val="26"/>
+              </w:rPr>
+              <w:t>Dư nợ trong hạn</w:t>
+            </w:r>
           </w:p>
         </w:tc>
       </w:tr>
@@ -9410,37 +9599,40 @@
         </w:trPr>
         <w:tc>
           <w:tcPr>
-            <w:tcW w:w="794" w:type="dxa"/>
-          </w:tcPr>
-          <w:p>
-            <w:pPr>
-              <w:spacing w:line="288" w:lineRule="auto"/>
-              <w:rPr>
-                <w:rFonts w:ascii="Times New Roman" w:hAnsi="Times New Roman"/>
-                <w:b/>
-                <w:sz w:val="26"/>
-              </w:rPr>
-            </w:pPr>
-          </w:p>
-        </w:tc>
-        <w:tc>
-          <w:tcPr>
-            <w:tcW w:w="953" w:type="dxa"/>
-          </w:tcPr>
-          <w:p>
-            <w:pPr>
-              <w:spacing w:line="288" w:lineRule="auto"/>
-              <w:rPr>
-                <w:rFonts w:ascii="Times New Roman" w:hAnsi="Times New Roman"/>
-                <w:b/>
-                <w:sz w:val="26"/>
-              </w:rPr>
-            </w:pPr>
-          </w:p>
-        </w:tc>
-        <w:tc>
-          <w:tcPr>
-            <w:tcW w:w="1507" w:type="dxa"/>
+            <w:tcW w:w="1555" w:type="dxa"/>
+            <w:vMerge/>
+          </w:tcPr>
+          <w:p>
+            <w:pPr>
+              <w:spacing w:line="288" w:lineRule="auto"/>
+              <w:rPr>
+                <w:rFonts w:ascii="Times New Roman" w:hAnsi="Times New Roman"/>
+                <w:b/>
+                <w:sz w:val="26"/>
+              </w:rPr>
+            </w:pPr>
+          </w:p>
+        </w:tc>
+        <w:tc>
+          <w:tcPr>
+            <w:tcW w:w="992" w:type="dxa"/>
+            <w:vMerge/>
+          </w:tcPr>
+          <w:p>
+            <w:pPr>
+              <w:spacing w:line="288" w:lineRule="auto"/>
+              <w:rPr>
+                <w:rFonts w:ascii="Times New Roman" w:hAnsi="Times New Roman"/>
+                <w:b/>
+                <w:sz w:val="26"/>
+              </w:rPr>
+            </w:pPr>
+          </w:p>
+        </w:tc>
+        <w:tc>
+          <w:tcPr>
+            <w:tcW w:w="1499" w:type="dxa"/>
+            <w:vMerge/>
           </w:tcPr>
           <w:p>
             <w:pPr>
@@ -9456,6 +9648,7 @@
         <w:tc>
           <w:tcPr>
             <w:tcW w:w="974" w:type="dxa"/>
+            <w:vMerge/>
           </w:tcPr>
           <w:p>
             <w:pPr>
@@ -9475,12 +9668,20 @@
           <w:p>
             <w:pPr>
               <w:spacing w:line="288" w:lineRule="auto"/>
-              <w:rPr>
-                <w:rFonts w:ascii="Times New Roman" w:hAnsi="Times New Roman"/>
-                <w:b/>
-                <w:sz w:val="26"/>
-              </w:rPr>
-            </w:pPr>
+              <w:jc w:val="center"/>
+              <w:rPr>
+                <w:rFonts w:ascii="Times New Roman" w:hAnsi="Times New Roman"/>
+                <w:b/>
+                <w:sz w:val="26"/>
+              </w:rPr>
+            </w:pPr>
+            <w:r>
+              <w:rPr>
+                <w:rFonts w:ascii="Times New Roman" w:hAnsi="Times New Roman"/>
+                <w:sz w:val="26"/>
+              </w:rPr>
+              <w:t>Gốc</w:t>
+            </w:r>
           </w:p>
         </w:tc>
         <w:tc>
@@ -9490,17 +9691,26 @@
           <w:p>
             <w:pPr>
               <w:spacing w:line="288" w:lineRule="auto"/>
-              <w:rPr>
-                <w:rFonts w:ascii="Times New Roman" w:hAnsi="Times New Roman"/>
-                <w:b/>
-                <w:sz w:val="26"/>
-              </w:rPr>
-            </w:pPr>
+              <w:jc w:val="center"/>
+              <w:rPr>
+                <w:rFonts w:ascii="Times New Roman" w:hAnsi="Times New Roman"/>
+                <w:b/>
+                <w:sz w:val="26"/>
+              </w:rPr>
+            </w:pPr>
+            <w:r>
+              <w:rPr>
+                <w:rFonts w:ascii="Times New Roman" w:hAnsi="Times New Roman"/>
+                <w:sz w:val="26"/>
+              </w:rPr>
+              <w:t>Lãi</w:t>
+            </w:r>
           </w:p>
         </w:tc>
         <w:tc>
           <w:tcPr>
             <w:tcW w:w="848" w:type="dxa"/>
+            <w:vMerge/>
           </w:tcPr>
           <w:p>
             <w:pPr>
@@ -9516,6 +9726,7 @@
         <w:tc>
           <w:tcPr>
             <w:tcW w:w="1728" w:type="dxa"/>
+            <w:vMerge/>
           </w:tcPr>
           <w:p>
             <w:pPr>
@@ -9536,171 +9747,122 @@
         </w:trPr>
         <w:tc>
           <w:tcPr>
-            <w:tcW w:w="794" w:type="dxa"/>
-            <w:vMerge w:val="restart"/>
-          </w:tcPr>
-          <w:p>
-            <w:pPr>
-              <w:spacing w:line="288" w:lineRule="auto"/>
-              <w:jc w:val="center"/>
-              <w:rPr>
-                <w:rFonts w:ascii="Times New Roman" w:hAnsi="Times New Roman"/>
-                <w:b/>
-                <w:sz w:val="26"/>
-              </w:rPr>
-            </w:pPr>
-            <w:r>
-              <w:rPr>
-                <w:rFonts w:ascii="Times New Roman" w:hAnsi="Times New Roman"/>
-                <w:sz w:val="26"/>
-              </w:rPr>
-              <w:lastRenderedPageBreak/>
-              <w:t>Ngày tháng năm</w:t>
-            </w:r>
-          </w:p>
-        </w:tc>
-        <w:tc>
-          <w:tcPr>
-            <w:tcW w:w="953" w:type="dxa"/>
-            <w:vMerge w:val="restart"/>
-          </w:tcPr>
-          <w:p>
-            <w:pPr>
-              <w:spacing w:line="288" w:lineRule="auto"/>
-              <w:jc w:val="center"/>
-              <w:rPr>
-                <w:rFonts w:ascii="Times New Roman" w:hAnsi="Times New Roman"/>
-                <w:b/>
-                <w:sz w:val="26"/>
-              </w:rPr>
-            </w:pPr>
-            <w:r>
-              <w:rPr>
-                <w:rFonts w:ascii="Times New Roman" w:hAnsi="Times New Roman"/>
-                <w:sz w:val="26"/>
-              </w:rPr>
-              <w:t>Lãi suất %/năm</w:t>
-            </w:r>
-          </w:p>
-        </w:tc>
-        <w:tc>
-          <w:tcPr>
-            <w:tcW w:w="1507" w:type="dxa"/>
-            <w:vMerge w:val="restart"/>
-          </w:tcPr>
-          <w:p>
-            <w:pPr>
-              <w:spacing w:line="288" w:lineRule="auto"/>
-              <w:jc w:val="center"/>
-              <w:rPr>
-                <w:rFonts w:ascii="Times New Roman" w:hAnsi="Times New Roman"/>
-                <w:b/>
-                <w:sz w:val="26"/>
-              </w:rPr>
-            </w:pPr>
-            <w:r>
-              <w:rPr>
-                <w:rFonts w:ascii="Times New Roman" w:hAnsi="Times New Roman"/>
-                <w:sz w:val="26"/>
-              </w:rPr>
-              <w:t>Số tiền vay</w:t>
-            </w:r>
+            <w:tcW w:w="1555" w:type="dxa"/>
+          </w:tcPr>
+          <w:p>
+            <w:pPr>
+              <w:spacing w:line="288" w:lineRule="auto"/>
+              <w:rPr>
+                <w:rFonts w:ascii="Times New Roman" w:hAnsi="Times New Roman"/>
+                <w:b/>
+                <w:sz w:val="26"/>
+              </w:rPr>
+            </w:pPr>
+          </w:p>
+        </w:tc>
+        <w:tc>
+          <w:tcPr>
+            <w:tcW w:w="992" w:type="dxa"/>
+          </w:tcPr>
+          <w:p>
+            <w:pPr>
+              <w:spacing w:line="288" w:lineRule="auto"/>
+              <w:rPr>
+                <w:rFonts w:ascii="Times New Roman" w:hAnsi="Times New Roman"/>
+                <w:b/>
+                <w:sz w:val="26"/>
+              </w:rPr>
+            </w:pPr>
+          </w:p>
+        </w:tc>
+        <w:tc>
+          <w:tcPr>
+            <w:tcW w:w="1499" w:type="dxa"/>
+          </w:tcPr>
+          <w:p>
+            <w:pPr>
+              <w:spacing w:line="288" w:lineRule="auto"/>
+              <w:rPr>
+                <w:rFonts w:ascii="Times New Roman" w:hAnsi="Times New Roman"/>
+                <w:b/>
+                <w:sz w:val="26"/>
+              </w:rPr>
+            </w:pPr>
           </w:p>
         </w:tc>
         <w:tc>
           <w:tcPr>
             <w:tcW w:w="974" w:type="dxa"/>
-            <w:vMerge w:val="restart"/>
-          </w:tcPr>
-          <w:p>
-            <w:pPr>
-              <w:spacing w:line="288" w:lineRule="auto"/>
-              <w:jc w:val="center"/>
-              <w:rPr>
-                <w:rFonts w:ascii="Times New Roman" w:hAnsi="Times New Roman"/>
-                <w:b/>
-                <w:sz w:val="26"/>
-              </w:rPr>
-            </w:pPr>
-            <w:r>
-              <w:rPr>
-                <w:rFonts w:ascii="Times New Roman" w:hAnsi="Times New Roman"/>
-                <w:sz w:val="26"/>
-              </w:rPr>
-              <w:t>Chữ ký người nhận tiền</w:t>
-            </w:r>
-          </w:p>
-        </w:tc>
-        <w:tc>
-          <w:tcPr>
-            <w:tcW w:w="3549" w:type="dxa"/>
-            <w:gridSpan w:val="2"/>
-          </w:tcPr>
-          <w:p>
-            <w:pPr>
-              <w:spacing w:line="288" w:lineRule="auto"/>
-              <w:jc w:val="center"/>
-              <w:rPr>
-                <w:rFonts w:ascii="Times New Roman" w:hAnsi="Times New Roman"/>
-                <w:b/>
-                <w:sz w:val="26"/>
-              </w:rPr>
-            </w:pPr>
-            <w:r>
-              <w:rPr>
-                <w:rFonts w:ascii="Times New Roman" w:hAnsi="Times New Roman"/>
-                <w:sz w:val="26"/>
-              </w:rPr>
-              <w:t>Số tiền trả nợ</w:t>
-            </w:r>
+          </w:tcPr>
+          <w:p>
+            <w:pPr>
+              <w:spacing w:line="288" w:lineRule="auto"/>
+              <w:rPr>
+                <w:rFonts w:ascii="Times New Roman" w:hAnsi="Times New Roman"/>
+                <w:b/>
+                <w:sz w:val="26"/>
+              </w:rPr>
+            </w:pPr>
+          </w:p>
+        </w:tc>
+        <w:tc>
+          <w:tcPr>
+            <w:tcW w:w="1716" w:type="dxa"/>
+          </w:tcPr>
+          <w:p>
+            <w:pPr>
+              <w:spacing w:line="288" w:lineRule="auto"/>
+              <w:rPr>
+                <w:rFonts w:ascii="Times New Roman" w:hAnsi="Times New Roman"/>
+                <w:b/>
+                <w:sz w:val="26"/>
+              </w:rPr>
+            </w:pPr>
+          </w:p>
+        </w:tc>
+        <w:tc>
+          <w:tcPr>
+            <w:tcW w:w="1833" w:type="dxa"/>
+          </w:tcPr>
+          <w:p>
+            <w:pPr>
+              <w:spacing w:line="288" w:lineRule="auto"/>
+              <w:rPr>
+                <w:rFonts w:ascii="Times New Roman" w:hAnsi="Times New Roman"/>
+                <w:b/>
+                <w:sz w:val="26"/>
+              </w:rPr>
+            </w:pPr>
           </w:p>
         </w:tc>
         <w:tc>
           <w:tcPr>
             <w:tcW w:w="848" w:type="dxa"/>
-            <w:vMerge w:val="restart"/>
-          </w:tcPr>
-          <w:p>
-            <w:pPr>
-              <w:spacing w:line="288" w:lineRule="auto"/>
-              <w:jc w:val="center"/>
-              <w:rPr>
-                <w:rFonts w:ascii="Times New Roman" w:hAnsi="Times New Roman"/>
-                <w:b/>
-                <w:sz w:val="26"/>
-              </w:rPr>
-            </w:pPr>
-            <w:r>
-              <w:rPr>
-                <w:rFonts w:ascii="Times New Roman" w:hAnsi="Times New Roman"/>
-                <w:sz w:val="26"/>
-              </w:rPr>
-              <w:t>Chữ ký người thu nợ</w:t>
-            </w:r>
+          </w:tcPr>
+          <w:p>
+            <w:pPr>
+              <w:spacing w:line="288" w:lineRule="auto"/>
+              <w:rPr>
+                <w:rFonts w:ascii="Times New Roman" w:hAnsi="Times New Roman"/>
+                <w:b/>
+                <w:sz w:val="26"/>
+              </w:rPr>
+            </w:pPr>
           </w:p>
         </w:tc>
         <w:tc>
           <w:tcPr>
             <w:tcW w:w="1728" w:type="dxa"/>
-            <w:vMerge w:val="restart"/>
-          </w:tcPr>
-          <w:p>
-            <w:pPr>
-              <w:spacing w:line="288" w:lineRule="auto"/>
-              <w:jc w:val="center"/>
-              <w:rPr>
-                <w:rFonts w:ascii="Times New Roman" w:hAnsi="Times New Roman"/>
-                <w:b/>
-                <w:sz w:val="26"/>
-              </w:rPr>
-            </w:pPr>
-            <w:r>
-              <w:rPr>
-                <w:rFonts w:ascii="Times New Roman" w:hAnsi="Times New Roman"/>
-                <w:sz w:val="26"/>
-              </w:rPr>
-              <w:t>Dư nợ trong hạn</w:t>
-            </w:r>
+          </w:tcPr>
+          <w:p>
+            <w:pPr>
+              <w:spacing w:line="288" w:lineRule="auto"/>
+              <w:rPr>
+                <w:rFonts w:ascii="Times New Roman" w:hAnsi="Times New Roman"/>
+                <w:b/>
+                <w:sz w:val="26"/>
+              </w:rPr>
+            </w:pPr>
           </w:p>
         </w:tc>
       </w:tr>
@@ -9711,40 +9873,37 @@
         </w:trPr>
         <w:tc>
           <w:tcPr>
-            <w:tcW w:w="794" w:type="dxa"/>
-            <w:vMerge/>
-          </w:tcPr>
-          <w:p>
-            <w:pPr>
-              <w:spacing w:line="288" w:lineRule="auto"/>
-              <w:rPr>
-                <w:rFonts w:ascii="Times New Roman" w:hAnsi="Times New Roman"/>
-                <w:b/>
-                <w:sz w:val="26"/>
-              </w:rPr>
-            </w:pPr>
-          </w:p>
-        </w:tc>
-        <w:tc>
-          <w:tcPr>
-            <w:tcW w:w="953" w:type="dxa"/>
-            <w:vMerge/>
-          </w:tcPr>
-          <w:p>
-            <w:pPr>
-              <w:spacing w:line="288" w:lineRule="auto"/>
-              <w:rPr>
-                <w:rFonts w:ascii="Times New Roman" w:hAnsi="Times New Roman"/>
-                <w:b/>
-                <w:sz w:val="26"/>
-              </w:rPr>
-            </w:pPr>
-          </w:p>
-        </w:tc>
-        <w:tc>
-          <w:tcPr>
-            <w:tcW w:w="1507" w:type="dxa"/>
-            <w:vMerge/>
+            <w:tcW w:w="1555" w:type="dxa"/>
+          </w:tcPr>
+          <w:p>
+            <w:pPr>
+              <w:spacing w:line="288" w:lineRule="auto"/>
+              <w:rPr>
+                <w:rFonts w:ascii="Times New Roman" w:hAnsi="Times New Roman"/>
+                <w:b/>
+                <w:sz w:val="26"/>
+              </w:rPr>
+            </w:pPr>
+          </w:p>
+        </w:tc>
+        <w:tc>
+          <w:tcPr>
+            <w:tcW w:w="992" w:type="dxa"/>
+          </w:tcPr>
+          <w:p>
+            <w:pPr>
+              <w:spacing w:line="288" w:lineRule="auto"/>
+              <w:rPr>
+                <w:rFonts w:ascii="Times New Roman" w:hAnsi="Times New Roman"/>
+                <w:b/>
+                <w:sz w:val="26"/>
+              </w:rPr>
+            </w:pPr>
+          </w:p>
+        </w:tc>
+        <w:tc>
+          <w:tcPr>
+            <w:tcW w:w="1499" w:type="dxa"/>
           </w:tcPr>
           <w:p>
             <w:pPr>
@@ -9760,7 +9919,6 @@
         <w:tc>
           <w:tcPr>
             <w:tcW w:w="974" w:type="dxa"/>
-            <w:vMerge/>
           </w:tcPr>
           <w:p>
             <w:pPr>
@@ -9780,20 +9938,12 @@
           <w:p>
             <w:pPr>
               <w:spacing w:line="288" w:lineRule="auto"/>
-              <w:jc w:val="center"/>
-              <w:rPr>
-                <w:rFonts w:ascii="Times New Roman" w:hAnsi="Times New Roman"/>
-                <w:b/>
-                <w:sz w:val="26"/>
-              </w:rPr>
-            </w:pPr>
-            <w:r>
-              <w:rPr>
-                <w:rFonts w:ascii="Times New Roman" w:hAnsi="Times New Roman"/>
-                <w:sz w:val="26"/>
-              </w:rPr>
-              <w:t>Gốc</w:t>
-            </w:r>
+              <w:rPr>
+                <w:rFonts w:ascii="Times New Roman" w:hAnsi="Times New Roman"/>
+                <w:b/>
+                <w:sz w:val="26"/>
+              </w:rPr>
+            </w:pPr>
           </w:p>
         </w:tc>
         <w:tc>
@@ -9803,26 +9953,17 @@
           <w:p>
             <w:pPr>
               <w:spacing w:line="288" w:lineRule="auto"/>
-              <w:jc w:val="center"/>
-              <w:rPr>
-                <w:rFonts w:ascii="Times New Roman" w:hAnsi="Times New Roman"/>
-                <w:b/>
-                <w:sz w:val="26"/>
-              </w:rPr>
-            </w:pPr>
-            <w:r>
-              <w:rPr>
-                <w:rFonts w:ascii="Times New Roman" w:hAnsi="Times New Roman"/>
-                <w:sz w:val="26"/>
-              </w:rPr>
-              <w:t>Lãi</w:t>
-            </w:r>
+              <w:rPr>
+                <w:rFonts w:ascii="Times New Roman" w:hAnsi="Times New Roman"/>
+                <w:b/>
+                <w:sz w:val="26"/>
+              </w:rPr>
+            </w:pPr>
           </w:p>
         </w:tc>
         <w:tc>
           <w:tcPr>
             <w:tcW w:w="848" w:type="dxa"/>
-            <w:vMerge/>
           </w:tcPr>
           <w:p>
             <w:pPr>
@@ -9838,7 +9979,6 @@
         <w:tc>
           <w:tcPr>
             <w:tcW w:w="1728" w:type="dxa"/>
-            <w:vMerge/>
           </w:tcPr>
           <w:p>
             <w:pPr>
@@ -9859,37 +9999,37 @@
         </w:trPr>
         <w:tc>
           <w:tcPr>
-            <w:tcW w:w="794" w:type="dxa"/>
-          </w:tcPr>
-          <w:p>
-            <w:pPr>
-              <w:spacing w:line="288" w:lineRule="auto"/>
-              <w:rPr>
-                <w:rFonts w:ascii="Times New Roman" w:hAnsi="Times New Roman"/>
-                <w:b/>
-                <w:sz w:val="26"/>
-              </w:rPr>
-            </w:pPr>
-          </w:p>
-        </w:tc>
-        <w:tc>
-          <w:tcPr>
-            <w:tcW w:w="953" w:type="dxa"/>
-          </w:tcPr>
-          <w:p>
-            <w:pPr>
-              <w:spacing w:line="288" w:lineRule="auto"/>
-              <w:rPr>
-                <w:rFonts w:ascii="Times New Roman" w:hAnsi="Times New Roman"/>
-                <w:b/>
-                <w:sz w:val="26"/>
-              </w:rPr>
-            </w:pPr>
-          </w:p>
-        </w:tc>
-        <w:tc>
-          <w:tcPr>
-            <w:tcW w:w="1507" w:type="dxa"/>
+            <w:tcW w:w="1555" w:type="dxa"/>
+          </w:tcPr>
+          <w:p>
+            <w:pPr>
+              <w:spacing w:line="288" w:lineRule="auto"/>
+              <w:rPr>
+                <w:rFonts w:ascii="Times New Roman" w:hAnsi="Times New Roman"/>
+                <w:b/>
+                <w:sz w:val="26"/>
+              </w:rPr>
+            </w:pPr>
+          </w:p>
+        </w:tc>
+        <w:tc>
+          <w:tcPr>
+            <w:tcW w:w="992" w:type="dxa"/>
+          </w:tcPr>
+          <w:p>
+            <w:pPr>
+              <w:spacing w:line="288" w:lineRule="auto"/>
+              <w:rPr>
+                <w:rFonts w:ascii="Times New Roman" w:hAnsi="Times New Roman"/>
+                <w:b/>
+                <w:sz w:val="26"/>
+              </w:rPr>
+            </w:pPr>
+          </w:p>
+        </w:tc>
+        <w:tc>
+          <w:tcPr>
+            <w:tcW w:w="1499" w:type="dxa"/>
           </w:tcPr>
           <w:p>
             <w:pPr>
@@ -9985,37 +10125,37 @@
         </w:trPr>
         <w:tc>
           <w:tcPr>
-            <w:tcW w:w="794" w:type="dxa"/>
-          </w:tcPr>
-          <w:p>
-            <w:pPr>
-              <w:spacing w:line="288" w:lineRule="auto"/>
-              <w:rPr>
-                <w:rFonts w:ascii="Times New Roman" w:hAnsi="Times New Roman"/>
-                <w:b/>
-                <w:sz w:val="26"/>
-              </w:rPr>
-            </w:pPr>
-          </w:p>
-        </w:tc>
-        <w:tc>
-          <w:tcPr>
-            <w:tcW w:w="953" w:type="dxa"/>
-          </w:tcPr>
-          <w:p>
-            <w:pPr>
-              <w:spacing w:line="288" w:lineRule="auto"/>
-              <w:rPr>
-                <w:rFonts w:ascii="Times New Roman" w:hAnsi="Times New Roman"/>
-                <w:b/>
-                <w:sz w:val="26"/>
-              </w:rPr>
-            </w:pPr>
-          </w:p>
-        </w:tc>
-        <w:tc>
-          <w:tcPr>
-            <w:tcW w:w="1507" w:type="dxa"/>
+            <w:tcW w:w="1555" w:type="dxa"/>
+          </w:tcPr>
+          <w:p>
+            <w:pPr>
+              <w:spacing w:line="288" w:lineRule="auto"/>
+              <w:rPr>
+                <w:rFonts w:ascii="Times New Roman" w:hAnsi="Times New Roman"/>
+                <w:b/>
+                <w:sz w:val="26"/>
+              </w:rPr>
+            </w:pPr>
+          </w:p>
+        </w:tc>
+        <w:tc>
+          <w:tcPr>
+            <w:tcW w:w="992" w:type="dxa"/>
+          </w:tcPr>
+          <w:p>
+            <w:pPr>
+              <w:spacing w:line="288" w:lineRule="auto"/>
+              <w:rPr>
+                <w:rFonts w:ascii="Times New Roman" w:hAnsi="Times New Roman"/>
+                <w:b/>
+                <w:sz w:val="26"/>
+              </w:rPr>
+            </w:pPr>
+          </w:p>
+        </w:tc>
+        <w:tc>
+          <w:tcPr>
+            <w:tcW w:w="1499" w:type="dxa"/>
           </w:tcPr>
           <w:p>
             <w:pPr>
@@ -10111,37 +10251,37 @@
         </w:trPr>
         <w:tc>
           <w:tcPr>
-            <w:tcW w:w="794" w:type="dxa"/>
-          </w:tcPr>
-          <w:p>
-            <w:pPr>
-              <w:spacing w:line="288" w:lineRule="auto"/>
-              <w:rPr>
-                <w:rFonts w:ascii="Times New Roman" w:hAnsi="Times New Roman"/>
-                <w:b/>
-                <w:sz w:val="26"/>
-              </w:rPr>
-            </w:pPr>
-          </w:p>
-        </w:tc>
-        <w:tc>
-          <w:tcPr>
-            <w:tcW w:w="953" w:type="dxa"/>
-          </w:tcPr>
-          <w:p>
-            <w:pPr>
-              <w:spacing w:line="288" w:lineRule="auto"/>
-              <w:rPr>
-                <w:rFonts w:ascii="Times New Roman" w:hAnsi="Times New Roman"/>
-                <w:b/>
-                <w:sz w:val="26"/>
-              </w:rPr>
-            </w:pPr>
-          </w:p>
-        </w:tc>
-        <w:tc>
-          <w:tcPr>
-            <w:tcW w:w="1507" w:type="dxa"/>
+            <w:tcW w:w="1555" w:type="dxa"/>
+          </w:tcPr>
+          <w:p>
+            <w:pPr>
+              <w:spacing w:line="288" w:lineRule="auto"/>
+              <w:rPr>
+                <w:rFonts w:ascii="Times New Roman" w:hAnsi="Times New Roman"/>
+                <w:b/>
+                <w:sz w:val="26"/>
+              </w:rPr>
+            </w:pPr>
+          </w:p>
+        </w:tc>
+        <w:tc>
+          <w:tcPr>
+            <w:tcW w:w="992" w:type="dxa"/>
+          </w:tcPr>
+          <w:p>
+            <w:pPr>
+              <w:spacing w:line="288" w:lineRule="auto"/>
+              <w:rPr>
+                <w:rFonts w:ascii="Times New Roman" w:hAnsi="Times New Roman"/>
+                <w:b/>
+                <w:sz w:val="26"/>
+              </w:rPr>
+            </w:pPr>
+          </w:p>
+        </w:tc>
+        <w:tc>
+          <w:tcPr>
+            <w:tcW w:w="1499" w:type="dxa"/>
           </w:tcPr>
           <w:p>
             <w:pPr>
@@ -10237,37 +10377,37 @@
         </w:trPr>
         <w:tc>
           <w:tcPr>
-            <w:tcW w:w="794" w:type="dxa"/>
-          </w:tcPr>
-          <w:p>
-            <w:pPr>
-              <w:spacing w:line="288" w:lineRule="auto"/>
-              <w:rPr>
-                <w:rFonts w:ascii="Times New Roman" w:hAnsi="Times New Roman"/>
-                <w:b/>
-                <w:sz w:val="26"/>
-              </w:rPr>
-            </w:pPr>
-          </w:p>
-        </w:tc>
-        <w:tc>
-          <w:tcPr>
-            <w:tcW w:w="953" w:type="dxa"/>
-          </w:tcPr>
-          <w:p>
-            <w:pPr>
-              <w:spacing w:line="288" w:lineRule="auto"/>
-              <w:rPr>
-                <w:rFonts w:ascii="Times New Roman" w:hAnsi="Times New Roman"/>
-                <w:b/>
-                <w:sz w:val="26"/>
-              </w:rPr>
-            </w:pPr>
-          </w:p>
-        </w:tc>
-        <w:tc>
-          <w:tcPr>
-            <w:tcW w:w="1507" w:type="dxa"/>
+            <w:tcW w:w="1555" w:type="dxa"/>
+          </w:tcPr>
+          <w:p>
+            <w:pPr>
+              <w:spacing w:line="288" w:lineRule="auto"/>
+              <w:rPr>
+                <w:rFonts w:ascii="Times New Roman" w:hAnsi="Times New Roman"/>
+                <w:b/>
+                <w:sz w:val="26"/>
+              </w:rPr>
+            </w:pPr>
+          </w:p>
+        </w:tc>
+        <w:tc>
+          <w:tcPr>
+            <w:tcW w:w="992" w:type="dxa"/>
+          </w:tcPr>
+          <w:p>
+            <w:pPr>
+              <w:spacing w:line="288" w:lineRule="auto"/>
+              <w:rPr>
+                <w:rFonts w:ascii="Times New Roman" w:hAnsi="Times New Roman"/>
+                <w:b/>
+                <w:sz w:val="26"/>
+              </w:rPr>
+            </w:pPr>
+          </w:p>
+        </w:tc>
+        <w:tc>
+          <w:tcPr>
+            <w:tcW w:w="1499" w:type="dxa"/>
           </w:tcPr>
           <w:p>
             <w:pPr>
@@ -10363,37 +10503,37 @@
         </w:trPr>
         <w:tc>
           <w:tcPr>
-            <w:tcW w:w="794" w:type="dxa"/>
-          </w:tcPr>
-          <w:p>
-            <w:pPr>
-              <w:spacing w:line="288" w:lineRule="auto"/>
-              <w:rPr>
-                <w:rFonts w:ascii="Times New Roman" w:hAnsi="Times New Roman"/>
-                <w:b/>
-                <w:sz w:val="26"/>
-              </w:rPr>
-            </w:pPr>
-          </w:p>
-        </w:tc>
-        <w:tc>
-          <w:tcPr>
-            <w:tcW w:w="953" w:type="dxa"/>
-          </w:tcPr>
-          <w:p>
-            <w:pPr>
-              <w:spacing w:line="288" w:lineRule="auto"/>
-              <w:rPr>
-                <w:rFonts w:ascii="Times New Roman" w:hAnsi="Times New Roman"/>
-                <w:b/>
-                <w:sz w:val="26"/>
-              </w:rPr>
-            </w:pPr>
-          </w:p>
-        </w:tc>
-        <w:tc>
-          <w:tcPr>
-            <w:tcW w:w="1507" w:type="dxa"/>
+            <w:tcW w:w="1555" w:type="dxa"/>
+          </w:tcPr>
+          <w:p>
+            <w:pPr>
+              <w:spacing w:line="288" w:lineRule="auto"/>
+              <w:rPr>
+                <w:rFonts w:ascii="Times New Roman" w:hAnsi="Times New Roman"/>
+                <w:b/>
+                <w:sz w:val="26"/>
+              </w:rPr>
+            </w:pPr>
+          </w:p>
+        </w:tc>
+        <w:tc>
+          <w:tcPr>
+            <w:tcW w:w="992" w:type="dxa"/>
+          </w:tcPr>
+          <w:p>
+            <w:pPr>
+              <w:spacing w:line="288" w:lineRule="auto"/>
+              <w:rPr>
+                <w:rFonts w:ascii="Times New Roman" w:hAnsi="Times New Roman"/>
+                <w:b/>
+                <w:sz w:val="26"/>
+              </w:rPr>
+            </w:pPr>
+          </w:p>
+        </w:tc>
+        <w:tc>
+          <w:tcPr>
+            <w:tcW w:w="1499" w:type="dxa"/>
           </w:tcPr>
           <w:p>
             <w:pPr>
@@ -10489,37 +10629,37 @@
         </w:trPr>
         <w:tc>
           <w:tcPr>
-            <w:tcW w:w="794" w:type="dxa"/>
-          </w:tcPr>
-          <w:p>
-            <w:pPr>
-              <w:spacing w:line="288" w:lineRule="auto"/>
-              <w:rPr>
-                <w:rFonts w:ascii="Times New Roman" w:hAnsi="Times New Roman"/>
-                <w:b/>
-                <w:sz w:val="26"/>
-              </w:rPr>
-            </w:pPr>
-          </w:p>
-        </w:tc>
-        <w:tc>
-          <w:tcPr>
-            <w:tcW w:w="953" w:type="dxa"/>
-          </w:tcPr>
-          <w:p>
-            <w:pPr>
-              <w:spacing w:line="288" w:lineRule="auto"/>
-              <w:rPr>
-                <w:rFonts w:ascii="Times New Roman" w:hAnsi="Times New Roman"/>
-                <w:b/>
-                <w:sz w:val="26"/>
-              </w:rPr>
-            </w:pPr>
-          </w:p>
-        </w:tc>
-        <w:tc>
-          <w:tcPr>
-            <w:tcW w:w="1507" w:type="dxa"/>
+            <w:tcW w:w="1555" w:type="dxa"/>
+          </w:tcPr>
+          <w:p>
+            <w:pPr>
+              <w:spacing w:line="288" w:lineRule="auto"/>
+              <w:rPr>
+                <w:rFonts w:ascii="Times New Roman" w:hAnsi="Times New Roman"/>
+                <w:b/>
+                <w:sz w:val="26"/>
+              </w:rPr>
+            </w:pPr>
+          </w:p>
+        </w:tc>
+        <w:tc>
+          <w:tcPr>
+            <w:tcW w:w="992" w:type="dxa"/>
+          </w:tcPr>
+          <w:p>
+            <w:pPr>
+              <w:spacing w:line="288" w:lineRule="auto"/>
+              <w:rPr>
+                <w:rFonts w:ascii="Times New Roman" w:hAnsi="Times New Roman"/>
+                <w:b/>
+                <w:sz w:val="26"/>
+              </w:rPr>
+            </w:pPr>
+          </w:p>
+        </w:tc>
+        <w:tc>
+          <w:tcPr>
+            <w:tcW w:w="1499" w:type="dxa"/>
           </w:tcPr>
           <w:p>
             <w:pPr>
@@ -10615,37 +10755,37 @@
         </w:trPr>
         <w:tc>
           <w:tcPr>
-            <w:tcW w:w="794" w:type="dxa"/>
-          </w:tcPr>
-          <w:p>
-            <w:pPr>
-              <w:spacing w:line="288" w:lineRule="auto"/>
-              <w:rPr>
-                <w:rFonts w:ascii="Times New Roman" w:hAnsi="Times New Roman"/>
-                <w:b/>
-                <w:sz w:val="26"/>
-              </w:rPr>
-            </w:pPr>
-          </w:p>
-        </w:tc>
-        <w:tc>
-          <w:tcPr>
-            <w:tcW w:w="953" w:type="dxa"/>
-          </w:tcPr>
-          <w:p>
-            <w:pPr>
-              <w:spacing w:line="288" w:lineRule="auto"/>
-              <w:rPr>
-                <w:rFonts w:ascii="Times New Roman" w:hAnsi="Times New Roman"/>
-                <w:b/>
-                <w:sz w:val="26"/>
-              </w:rPr>
-            </w:pPr>
-          </w:p>
-        </w:tc>
-        <w:tc>
-          <w:tcPr>
-            <w:tcW w:w="1507" w:type="dxa"/>
+            <w:tcW w:w="1555" w:type="dxa"/>
+          </w:tcPr>
+          <w:p>
+            <w:pPr>
+              <w:spacing w:line="288" w:lineRule="auto"/>
+              <w:rPr>
+                <w:rFonts w:ascii="Times New Roman" w:hAnsi="Times New Roman"/>
+                <w:b/>
+                <w:sz w:val="26"/>
+              </w:rPr>
+            </w:pPr>
+          </w:p>
+        </w:tc>
+        <w:tc>
+          <w:tcPr>
+            <w:tcW w:w="992" w:type="dxa"/>
+          </w:tcPr>
+          <w:p>
+            <w:pPr>
+              <w:spacing w:line="288" w:lineRule="auto"/>
+              <w:rPr>
+                <w:rFonts w:ascii="Times New Roman" w:hAnsi="Times New Roman"/>
+                <w:b/>
+                <w:sz w:val="26"/>
+              </w:rPr>
+            </w:pPr>
+          </w:p>
+        </w:tc>
+        <w:tc>
+          <w:tcPr>
+            <w:tcW w:w="1499" w:type="dxa"/>
           </w:tcPr>
           <w:p>
             <w:pPr>
@@ -10741,37 +10881,37 @@
         </w:trPr>
         <w:tc>
           <w:tcPr>
-            <w:tcW w:w="794" w:type="dxa"/>
-          </w:tcPr>
-          <w:p>
-            <w:pPr>
-              <w:spacing w:line="288" w:lineRule="auto"/>
-              <w:rPr>
-                <w:rFonts w:ascii="Times New Roman" w:hAnsi="Times New Roman"/>
-                <w:b/>
-                <w:sz w:val="26"/>
-              </w:rPr>
-            </w:pPr>
-          </w:p>
-        </w:tc>
-        <w:tc>
-          <w:tcPr>
-            <w:tcW w:w="953" w:type="dxa"/>
-          </w:tcPr>
-          <w:p>
-            <w:pPr>
-              <w:spacing w:line="288" w:lineRule="auto"/>
-              <w:rPr>
-                <w:rFonts w:ascii="Times New Roman" w:hAnsi="Times New Roman"/>
-                <w:b/>
-                <w:sz w:val="26"/>
-              </w:rPr>
-            </w:pPr>
-          </w:p>
-        </w:tc>
-        <w:tc>
-          <w:tcPr>
-            <w:tcW w:w="1507" w:type="dxa"/>
+            <w:tcW w:w="1555" w:type="dxa"/>
+          </w:tcPr>
+          <w:p>
+            <w:pPr>
+              <w:spacing w:line="288" w:lineRule="auto"/>
+              <w:rPr>
+                <w:rFonts w:ascii="Times New Roman" w:hAnsi="Times New Roman"/>
+                <w:b/>
+                <w:sz w:val="26"/>
+              </w:rPr>
+            </w:pPr>
+          </w:p>
+        </w:tc>
+        <w:tc>
+          <w:tcPr>
+            <w:tcW w:w="992" w:type="dxa"/>
+          </w:tcPr>
+          <w:p>
+            <w:pPr>
+              <w:spacing w:line="288" w:lineRule="auto"/>
+              <w:rPr>
+                <w:rFonts w:ascii="Times New Roman" w:hAnsi="Times New Roman"/>
+                <w:b/>
+                <w:sz w:val="26"/>
+              </w:rPr>
+            </w:pPr>
+          </w:p>
+        </w:tc>
+        <w:tc>
+          <w:tcPr>
+            <w:tcW w:w="1499" w:type="dxa"/>
           </w:tcPr>
           <w:p>
             <w:pPr>
@@ -10867,37 +11007,37 @@
         </w:trPr>
         <w:tc>
           <w:tcPr>
-            <w:tcW w:w="794" w:type="dxa"/>
-          </w:tcPr>
-          <w:p>
-            <w:pPr>
-              <w:spacing w:line="288" w:lineRule="auto"/>
-              <w:rPr>
-                <w:rFonts w:ascii="Times New Roman" w:hAnsi="Times New Roman"/>
-                <w:b/>
-                <w:sz w:val="26"/>
-              </w:rPr>
-            </w:pPr>
-          </w:p>
-        </w:tc>
-        <w:tc>
-          <w:tcPr>
-            <w:tcW w:w="953" w:type="dxa"/>
-          </w:tcPr>
-          <w:p>
-            <w:pPr>
-              <w:spacing w:line="288" w:lineRule="auto"/>
-              <w:rPr>
-                <w:rFonts w:ascii="Times New Roman" w:hAnsi="Times New Roman"/>
-                <w:b/>
-                <w:sz w:val="26"/>
-              </w:rPr>
-            </w:pPr>
-          </w:p>
-        </w:tc>
-        <w:tc>
-          <w:tcPr>
-            <w:tcW w:w="1507" w:type="dxa"/>
+            <w:tcW w:w="1555" w:type="dxa"/>
+          </w:tcPr>
+          <w:p>
+            <w:pPr>
+              <w:spacing w:line="288" w:lineRule="auto"/>
+              <w:rPr>
+                <w:rFonts w:ascii="Times New Roman" w:hAnsi="Times New Roman"/>
+                <w:b/>
+                <w:sz w:val="26"/>
+              </w:rPr>
+            </w:pPr>
+          </w:p>
+        </w:tc>
+        <w:tc>
+          <w:tcPr>
+            <w:tcW w:w="992" w:type="dxa"/>
+          </w:tcPr>
+          <w:p>
+            <w:pPr>
+              <w:spacing w:line="288" w:lineRule="auto"/>
+              <w:rPr>
+                <w:rFonts w:ascii="Times New Roman" w:hAnsi="Times New Roman"/>
+                <w:b/>
+                <w:sz w:val="26"/>
+              </w:rPr>
+            </w:pPr>
+          </w:p>
+        </w:tc>
+        <w:tc>
+          <w:tcPr>
+            <w:tcW w:w="1499" w:type="dxa"/>
           </w:tcPr>
           <w:p>
             <w:pPr>
@@ -10993,37 +11133,37 @@
         </w:trPr>
         <w:tc>
           <w:tcPr>
-            <w:tcW w:w="794" w:type="dxa"/>
-          </w:tcPr>
-          <w:p>
-            <w:pPr>
-              <w:spacing w:line="288" w:lineRule="auto"/>
-              <w:rPr>
-                <w:rFonts w:ascii="Times New Roman" w:hAnsi="Times New Roman"/>
-                <w:b/>
-                <w:sz w:val="26"/>
-              </w:rPr>
-            </w:pPr>
-          </w:p>
-        </w:tc>
-        <w:tc>
-          <w:tcPr>
-            <w:tcW w:w="953" w:type="dxa"/>
-          </w:tcPr>
-          <w:p>
-            <w:pPr>
-              <w:spacing w:line="288" w:lineRule="auto"/>
-              <w:rPr>
-                <w:rFonts w:ascii="Times New Roman" w:hAnsi="Times New Roman"/>
-                <w:b/>
-                <w:sz w:val="26"/>
-              </w:rPr>
-            </w:pPr>
-          </w:p>
-        </w:tc>
-        <w:tc>
-          <w:tcPr>
-            <w:tcW w:w="1507" w:type="dxa"/>
+            <w:tcW w:w="1555" w:type="dxa"/>
+          </w:tcPr>
+          <w:p>
+            <w:pPr>
+              <w:spacing w:line="288" w:lineRule="auto"/>
+              <w:rPr>
+                <w:rFonts w:ascii="Times New Roman" w:hAnsi="Times New Roman"/>
+                <w:b/>
+                <w:sz w:val="26"/>
+              </w:rPr>
+            </w:pPr>
+          </w:p>
+        </w:tc>
+        <w:tc>
+          <w:tcPr>
+            <w:tcW w:w="992" w:type="dxa"/>
+          </w:tcPr>
+          <w:p>
+            <w:pPr>
+              <w:spacing w:line="288" w:lineRule="auto"/>
+              <w:rPr>
+                <w:rFonts w:ascii="Times New Roman" w:hAnsi="Times New Roman"/>
+                <w:b/>
+                <w:sz w:val="26"/>
+              </w:rPr>
+            </w:pPr>
+          </w:p>
+        </w:tc>
+        <w:tc>
+          <w:tcPr>
+            <w:tcW w:w="1499" w:type="dxa"/>
           </w:tcPr>
           <w:p>
             <w:pPr>
@@ -11119,37 +11259,37 @@
         </w:trPr>
         <w:tc>
           <w:tcPr>
-            <w:tcW w:w="794" w:type="dxa"/>
-          </w:tcPr>
-          <w:p>
-            <w:pPr>
-              <w:spacing w:line="288" w:lineRule="auto"/>
-              <w:rPr>
-                <w:rFonts w:ascii="Times New Roman" w:hAnsi="Times New Roman"/>
-                <w:b/>
-                <w:sz w:val="26"/>
-              </w:rPr>
-            </w:pPr>
-          </w:p>
-        </w:tc>
-        <w:tc>
-          <w:tcPr>
-            <w:tcW w:w="953" w:type="dxa"/>
-          </w:tcPr>
-          <w:p>
-            <w:pPr>
-              <w:spacing w:line="288" w:lineRule="auto"/>
-              <w:rPr>
-                <w:rFonts w:ascii="Times New Roman" w:hAnsi="Times New Roman"/>
-                <w:b/>
-                <w:sz w:val="26"/>
-              </w:rPr>
-            </w:pPr>
-          </w:p>
-        </w:tc>
-        <w:tc>
-          <w:tcPr>
-            <w:tcW w:w="1507" w:type="dxa"/>
+            <w:tcW w:w="1555" w:type="dxa"/>
+          </w:tcPr>
+          <w:p>
+            <w:pPr>
+              <w:spacing w:line="288" w:lineRule="auto"/>
+              <w:rPr>
+                <w:rFonts w:ascii="Times New Roman" w:hAnsi="Times New Roman"/>
+                <w:b/>
+                <w:sz w:val="26"/>
+              </w:rPr>
+            </w:pPr>
+          </w:p>
+        </w:tc>
+        <w:tc>
+          <w:tcPr>
+            <w:tcW w:w="992" w:type="dxa"/>
+          </w:tcPr>
+          <w:p>
+            <w:pPr>
+              <w:spacing w:line="288" w:lineRule="auto"/>
+              <w:rPr>
+                <w:rFonts w:ascii="Times New Roman" w:hAnsi="Times New Roman"/>
+                <w:b/>
+                <w:sz w:val="26"/>
+              </w:rPr>
+            </w:pPr>
+          </w:p>
+        </w:tc>
+        <w:tc>
+          <w:tcPr>
+            <w:tcW w:w="1499" w:type="dxa"/>
           </w:tcPr>
           <w:p>
             <w:pPr>
@@ -11245,37 +11385,37 @@
         </w:trPr>
         <w:tc>
           <w:tcPr>
-            <w:tcW w:w="794" w:type="dxa"/>
-          </w:tcPr>
-          <w:p>
-            <w:pPr>
-              <w:spacing w:line="288" w:lineRule="auto"/>
-              <w:rPr>
-                <w:rFonts w:ascii="Times New Roman" w:hAnsi="Times New Roman"/>
-                <w:b/>
-                <w:sz w:val="26"/>
-              </w:rPr>
-            </w:pPr>
-          </w:p>
-        </w:tc>
-        <w:tc>
-          <w:tcPr>
-            <w:tcW w:w="953" w:type="dxa"/>
-          </w:tcPr>
-          <w:p>
-            <w:pPr>
-              <w:spacing w:line="288" w:lineRule="auto"/>
-              <w:rPr>
-                <w:rFonts w:ascii="Times New Roman" w:hAnsi="Times New Roman"/>
-                <w:b/>
-                <w:sz w:val="26"/>
-              </w:rPr>
-            </w:pPr>
-          </w:p>
-        </w:tc>
-        <w:tc>
-          <w:tcPr>
-            <w:tcW w:w="1507" w:type="dxa"/>
+            <w:tcW w:w="1555" w:type="dxa"/>
+          </w:tcPr>
+          <w:p>
+            <w:pPr>
+              <w:spacing w:line="288" w:lineRule="auto"/>
+              <w:rPr>
+                <w:rFonts w:ascii="Times New Roman" w:hAnsi="Times New Roman"/>
+                <w:b/>
+                <w:sz w:val="26"/>
+              </w:rPr>
+            </w:pPr>
+          </w:p>
+        </w:tc>
+        <w:tc>
+          <w:tcPr>
+            <w:tcW w:w="992" w:type="dxa"/>
+          </w:tcPr>
+          <w:p>
+            <w:pPr>
+              <w:spacing w:line="288" w:lineRule="auto"/>
+              <w:rPr>
+                <w:rFonts w:ascii="Times New Roman" w:hAnsi="Times New Roman"/>
+                <w:b/>
+                <w:sz w:val="26"/>
+              </w:rPr>
+            </w:pPr>
+          </w:p>
+        </w:tc>
+        <w:tc>
+          <w:tcPr>
+            <w:tcW w:w="1499" w:type="dxa"/>
           </w:tcPr>
           <w:p>
             <w:pPr>
@@ -11371,37 +11511,37 @@
         </w:trPr>
         <w:tc>
           <w:tcPr>
-            <w:tcW w:w="794" w:type="dxa"/>
-          </w:tcPr>
-          <w:p>
-            <w:pPr>
-              <w:spacing w:line="288" w:lineRule="auto"/>
-              <w:rPr>
-                <w:rFonts w:ascii="Times New Roman" w:hAnsi="Times New Roman"/>
-                <w:b/>
-                <w:sz w:val="26"/>
-              </w:rPr>
-            </w:pPr>
-          </w:p>
-        </w:tc>
-        <w:tc>
-          <w:tcPr>
-            <w:tcW w:w="953" w:type="dxa"/>
-          </w:tcPr>
-          <w:p>
-            <w:pPr>
-              <w:spacing w:line="288" w:lineRule="auto"/>
-              <w:rPr>
-                <w:rFonts w:ascii="Times New Roman" w:hAnsi="Times New Roman"/>
-                <w:b/>
-                <w:sz w:val="26"/>
-              </w:rPr>
-            </w:pPr>
-          </w:p>
-        </w:tc>
-        <w:tc>
-          <w:tcPr>
-            <w:tcW w:w="1507" w:type="dxa"/>
+            <w:tcW w:w="1555" w:type="dxa"/>
+          </w:tcPr>
+          <w:p>
+            <w:pPr>
+              <w:spacing w:line="288" w:lineRule="auto"/>
+              <w:rPr>
+                <w:rFonts w:ascii="Times New Roman" w:hAnsi="Times New Roman"/>
+                <w:b/>
+                <w:sz w:val="26"/>
+              </w:rPr>
+            </w:pPr>
+          </w:p>
+        </w:tc>
+        <w:tc>
+          <w:tcPr>
+            <w:tcW w:w="992" w:type="dxa"/>
+          </w:tcPr>
+          <w:p>
+            <w:pPr>
+              <w:spacing w:line="288" w:lineRule="auto"/>
+              <w:rPr>
+                <w:rFonts w:ascii="Times New Roman" w:hAnsi="Times New Roman"/>
+                <w:b/>
+                <w:sz w:val="26"/>
+              </w:rPr>
+            </w:pPr>
+          </w:p>
+        </w:tc>
+        <w:tc>
+          <w:tcPr>
+            <w:tcW w:w="1499" w:type="dxa"/>
           </w:tcPr>
           <w:p>
             <w:pPr>
@@ -11497,37 +11637,37 @@
         </w:trPr>
         <w:tc>
           <w:tcPr>
-            <w:tcW w:w="794" w:type="dxa"/>
-          </w:tcPr>
-          <w:p>
-            <w:pPr>
-              <w:spacing w:line="288" w:lineRule="auto"/>
-              <w:rPr>
-                <w:rFonts w:ascii="Times New Roman" w:hAnsi="Times New Roman"/>
-                <w:b/>
-                <w:sz w:val="26"/>
-              </w:rPr>
-            </w:pPr>
-          </w:p>
-        </w:tc>
-        <w:tc>
-          <w:tcPr>
-            <w:tcW w:w="953" w:type="dxa"/>
-          </w:tcPr>
-          <w:p>
-            <w:pPr>
-              <w:spacing w:line="288" w:lineRule="auto"/>
-              <w:rPr>
-                <w:rFonts w:ascii="Times New Roman" w:hAnsi="Times New Roman"/>
-                <w:b/>
-                <w:sz w:val="26"/>
-              </w:rPr>
-            </w:pPr>
-          </w:p>
-        </w:tc>
-        <w:tc>
-          <w:tcPr>
-            <w:tcW w:w="1507" w:type="dxa"/>
+            <w:tcW w:w="1555" w:type="dxa"/>
+          </w:tcPr>
+          <w:p>
+            <w:pPr>
+              <w:spacing w:line="288" w:lineRule="auto"/>
+              <w:rPr>
+                <w:rFonts w:ascii="Times New Roman" w:hAnsi="Times New Roman"/>
+                <w:b/>
+                <w:sz w:val="26"/>
+              </w:rPr>
+            </w:pPr>
+          </w:p>
+        </w:tc>
+        <w:tc>
+          <w:tcPr>
+            <w:tcW w:w="992" w:type="dxa"/>
+          </w:tcPr>
+          <w:p>
+            <w:pPr>
+              <w:spacing w:line="288" w:lineRule="auto"/>
+              <w:rPr>
+                <w:rFonts w:ascii="Times New Roman" w:hAnsi="Times New Roman"/>
+                <w:b/>
+                <w:sz w:val="26"/>
+              </w:rPr>
+            </w:pPr>
+          </w:p>
+        </w:tc>
+        <w:tc>
+          <w:tcPr>
+            <w:tcW w:w="1499" w:type="dxa"/>
           </w:tcPr>
           <w:p>
             <w:pPr>
@@ -11623,37 +11763,37 @@
         </w:trPr>
         <w:tc>
           <w:tcPr>
-            <w:tcW w:w="794" w:type="dxa"/>
-          </w:tcPr>
-          <w:p>
-            <w:pPr>
-              <w:spacing w:line="288" w:lineRule="auto"/>
-              <w:rPr>
-                <w:rFonts w:ascii="Times New Roman" w:hAnsi="Times New Roman"/>
-                <w:b/>
-                <w:sz w:val="26"/>
-              </w:rPr>
-            </w:pPr>
-          </w:p>
-        </w:tc>
-        <w:tc>
-          <w:tcPr>
-            <w:tcW w:w="953" w:type="dxa"/>
-          </w:tcPr>
-          <w:p>
-            <w:pPr>
-              <w:spacing w:line="288" w:lineRule="auto"/>
-              <w:rPr>
-                <w:rFonts w:ascii="Times New Roman" w:hAnsi="Times New Roman"/>
-                <w:b/>
-                <w:sz w:val="26"/>
-              </w:rPr>
-            </w:pPr>
-          </w:p>
-        </w:tc>
-        <w:tc>
-          <w:tcPr>
-            <w:tcW w:w="1507" w:type="dxa"/>
+            <w:tcW w:w="1555" w:type="dxa"/>
+          </w:tcPr>
+          <w:p>
+            <w:pPr>
+              <w:spacing w:line="288" w:lineRule="auto"/>
+              <w:rPr>
+                <w:rFonts w:ascii="Times New Roman" w:hAnsi="Times New Roman"/>
+                <w:b/>
+                <w:sz w:val="26"/>
+              </w:rPr>
+            </w:pPr>
+          </w:p>
+        </w:tc>
+        <w:tc>
+          <w:tcPr>
+            <w:tcW w:w="992" w:type="dxa"/>
+          </w:tcPr>
+          <w:p>
+            <w:pPr>
+              <w:spacing w:line="288" w:lineRule="auto"/>
+              <w:rPr>
+                <w:rFonts w:ascii="Times New Roman" w:hAnsi="Times New Roman"/>
+                <w:b/>
+                <w:sz w:val="26"/>
+              </w:rPr>
+            </w:pPr>
+          </w:p>
+        </w:tc>
+        <w:tc>
+          <w:tcPr>
+            <w:tcW w:w="1499" w:type="dxa"/>
           </w:tcPr>
           <w:p>
             <w:pPr>
@@ -11749,667 +11889,37 @@
         </w:trPr>
         <w:tc>
           <w:tcPr>
-            <w:tcW w:w="794" w:type="dxa"/>
-          </w:tcPr>
-          <w:p>
-            <w:pPr>
-              <w:spacing w:line="288" w:lineRule="auto"/>
-              <w:rPr>
-                <w:rFonts w:ascii="Times New Roman" w:hAnsi="Times New Roman"/>
-                <w:b/>
-                <w:sz w:val="26"/>
-              </w:rPr>
-            </w:pPr>
-          </w:p>
-        </w:tc>
-        <w:tc>
-          <w:tcPr>
-            <w:tcW w:w="953" w:type="dxa"/>
-          </w:tcPr>
-          <w:p>
-            <w:pPr>
-              <w:spacing w:line="288" w:lineRule="auto"/>
-              <w:rPr>
-                <w:rFonts w:ascii="Times New Roman" w:hAnsi="Times New Roman"/>
-                <w:b/>
-                <w:sz w:val="26"/>
-              </w:rPr>
-            </w:pPr>
-          </w:p>
-        </w:tc>
-        <w:tc>
-          <w:tcPr>
-            <w:tcW w:w="1507" w:type="dxa"/>
-          </w:tcPr>
-          <w:p>
-            <w:pPr>
-              <w:spacing w:line="288" w:lineRule="auto"/>
-              <w:rPr>
-                <w:rFonts w:ascii="Times New Roman" w:hAnsi="Times New Roman"/>
-                <w:b/>
-                <w:sz w:val="26"/>
-              </w:rPr>
-            </w:pPr>
-          </w:p>
-        </w:tc>
-        <w:tc>
-          <w:tcPr>
-            <w:tcW w:w="974" w:type="dxa"/>
-          </w:tcPr>
-          <w:p>
-            <w:pPr>
-              <w:spacing w:line="288" w:lineRule="auto"/>
-              <w:rPr>
-                <w:rFonts w:ascii="Times New Roman" w:hAnsi="Times New Roman"/>
-                <w:b/>
-                <w:sz w:val="26"/>
-              </w:rPr>
-            </w:pPr>
-          </w:p>
-        </w:tc>
-        <w:tc>
-          <w:tcPr>
-            <w:tcW w:w="1716" w:type="dxa"/>
-          </w:tcPr>
-          <w:p>
-            <w:pPr>
-              <w:spacing w:line="288" w:lineRule="auto"/>
-              <w:rPr>
-                <w:rFonts w:ascii="Times New Roman" w:hAnsi="Times New Roman"/>
-                <w:b/>
-                <w:sz w:val="26"/>
-              </w:rPr>
-            </w:pPr>
-          </w:p>
-        </w:tc>
-        <w:tc>
-          <w:tcPr>
-            <w:tcW w:w="1833" w:type="dxa"/>
-          </w:tcPr>
-          <w:p>
-            <w:pPr>
-              <w:spacing w:line="288" w:lineRule="auto"/>
-              <w:rPr>
-                <w:rFonts w:ascii="Times New Roman" w:hAnsi="Times New Roman"/>
-                <w:b/>
-                <w:sz w:val="26"/>
-              </w:rPr>
-            </w:pPr>
-          </w:p>
-        </w:tc>
-        <w:tc>
-          <w:tcPr>
-            <w:tcW w:w="848" w:type="dxa"/>
-          </w:tcPr>
-          <w:p>
-            <w:pPr>
-              <w:spacing w:line="288" w:lineRule="auto"/>
-              <w:rPr>
-                <w:rFonts w:ascii="Times New Roman" w:hAnsi="Times New Roman"/>
-                <w:b/>
-                <w:sz w:val="26"/>
-              </w:rPr>
-            </w:pPr>
-          </w:p>
-        </w:tc>
-        <w:tc>
-          <w:tcPr>
-            <w:tcW w:w="1728" w:type="dxa"/>
-          </w:tcPr>
-          <w:p>
-            <w:pPr>
-              <w:spacing w:line="288" w:lineRule="auto"/>
-              <w:rPr>
-                <w:rFonts w:ascii="Times New Roman" w:hAnsi="Times New Roman"/>
-                <w:b/>
-                <w:sz w:val="26"/>
-              </w:rPr>
-            </w:pPr>
-          </w:p>
-        </w:tc>
-      </w:tr>
-      <w:tr>
-        <w:trPr>
-          <w:trHeight w:val="567"/>
-          <w:jc w:val="center"/>
-        </w:trPr>
-        <w:tc>
-          <w:tcPr>
-            <w:tcW w:w="794" w:type="dxa"/>
-          </w:tcPr>
-          <w:p>
-            <w:pPr>
-              <w:spacing w:line="288" w:lineRule="auto"/>
-              <w:rPr>
-                <w:rFonts w:ascii="Times New Roman" w:hAnsi="Times New Roman"/>
-                <w:b/>
-                <w:sz w:val="26"/>
-              </w:rPr>
-            </w:pPr>
-          </w:p>
-        </w:tc>
-        <w:tc>
-          <w:tcPr>
-            <w:tcW w:w="953" w:type="dxa"/>
-          </w:tcPr>
-          <w:p>
-            <w:pPr>
-              <w:spacing w:line="288" w:lineRule="auto"/>
-              <w:rPr>
-                <w:rFonts w:ascii="Times New Roman" w:hAnsi="Times New Roman"/>
-                <w:b/>
-                <w:sz w:val="26"/>
-              </w:rPr>
-            </w:pPr>
-          </w:p>
-        </w:tc>
-        <w:tc>
-          <w:tcPr>
-            <w:tcW w:w="1507" w:type="dxa"/>
-          </w:tcPr>
-          <w:p>
-            <w:pPr>
-              <w:spacing w:line="288" w:lineRule="auto"/>
-              <w:rPr>
-                <w:rFonts w:ascii="Times New Roman" w:hAnsi="Times New Roman"/>
-                <w:b/>
-                <w:sz w:val="26"/>
-              </w:rPr>
-            </w:pPr>
-          </w:p>
-        </w:tc>
-        <w:tc>
-          <w:tcPr>
-            <w:tcW w:w="974" w:type="dxa"/>
-          </w:tcPr>
-          <w:p>
-            <w:pPr>
-              <w:spacing w:line="288" w:lineRule="auto"/>
-              <w:rPr>
-                <w:rFonts w:ascii="Times New Roman" w:hAnsi="Times New Roman"/>
-                <w:b/>
-                <w:sz w:val="26"/>
-              </w:rPr>
-            </w:pPr>
-          </w:p>
-        </w:tc>
-        <w:tc>
-          <w:tcPr>
-            <w:tcW w:w="1716" w:type="dxa"/>
-          </w:tcPr>
-          <w:p>
-            <w:pPr>
-              <w:spacing w:line="288" w:lineRule="auto"/>
-              <w:rPr>
-                <w:rFonts w:ascii="Times New Roman" w:hAnsi="Times New Roman"/>
-                <w:b/>
-                <w:sz w:val="26"/>
-              </w:rPr>
-            </w:pPr>
-          </w:p>
-        </w:tc>
-        <w:tc>
-          <w:tcPr>
-            <w:tcW w:w="1833" w:type="dxa"/>
-          </w:tcPr>
-          <w:p>
-            <w:pPr>
-              <w:spacing w:line="288" w:lineRule="auto"/>
-              <w:rPr>
-                <w:rFonts w:ascii="Times New Roman" w:hAnsi="Times New Roman"/>
-                <w:b/>
-                <w:sz w:val="26"/>
-              </w:rPr>
-            </w:pPr>
-          </w:p>
-        </w:tc>
-        <w:tc>
-          <w:tcPr>
-            <w:tcW w:w="848" w:type="dxa"/>
-          </w:tcPr>
-          <w:p>
-            <w:pPr>
-              <w:spacing w:line="288" w:lineRule="auto"/>
-              <w:rPr>
-                <w:rFonts w:ascii="Times New Roman" w:hAnsi="Times New Roman"/>
-                <w:b/>
-                <w:sz w:val="26"/>
-              </w:rPr>
-            </w:pPr>
-          </w:p>
-        </w:tc>
-        <w:tc>
-          <w:tcPr>
-            <w:tcW w:w="1728" w:type="dxa"/>
-          </w:tcPr>
-          <w:p>
-            <w:pPr>
-              <w:spacing w:line="288" w:lineRule="auto"/>
-              <w:rPr>
-                <w:rFonts w:ascii="Times New Roman" w:hAnsi="Times New Roman"/>
-                <w:b/>
-                <w:sz w:val="26"/>
-              </w:rPr>
-            </w:pPr>
-          </w:p>
-        </w:tc>
-      </w:tr>
-      <w:tr>
-        <w:trPr>
-          <w:trHeight w:val="567"/>
-          <w:jc w:val="center"/>
-        </w:trPr>
-        <w:tc>
-          <w:tcPr>
-            <w:tcW w:w="794" w:type="dxa"/>
-          </w:tcPr>
-          <w:p>
-            <w:pPr>
-              <w:spacing w:line="288" w:lineRule="auto"/>
-              <w:rPr>
-                <w:rFonts w:ascii="Times New Roman" w:hAnsi="Times New Roman"/>
-                <w:b/>
-                <w:sz w:val="26"/>
-              </w:rPr>
-            </w:pPr>
-          </w:p>
-        </w:tc>
-        <w:tc>
-          <w:tcPr>
-            <w:tcW w:w="953" w:type="dxa"/>
-          </w:tcPr>
-          <w:p>
-            <w:pPr>
-              <w:spacing w:line="288" w:lineRule="auto"/>
-              <w:rPr>
-                <w:rFonts w:ascii="Times New Roman" w:hAnsi="Times New Roman"/>
-                <w:b/>
-                <w:sz w:val="26"/>
-              </w:rPr>
-            </w:pPr>
-          </w:p>
-        </w:tc>
-        <w:tc>
-          <w:tcPr>
-            <w:tcW w:w="1507" w:type="dxa"/>
-          </w:tcPr>
-          <w:p>
-            <w:pPr>
-              <w:spacing w:line="288" w:lineRule="auto"/>
-              <w:rPr>
-                <w:rFonts w:ascii="Times New Roman" w:hAnsi="Times New Roman"/>
-                <w:b/>
-                <w:sz w:val="26"/>
-              </w:rPr>
-            </w:pPr>
-          </w:p>
-        </w:tc>
-        <w:tc>
-          <w:tcPr>
-            <w:tcW w:w="974" w:type="dxa"/>
-          </w:tcPr>
-          <w:p>
-            <w:pPr>
-              <w:spacing w:line="288" w:lineRule="auto"/>
-              <w:rPr>
-                <w:rFonts w:ascii="Times New Roman" w:hAnsi="Times New Roman"/>
-                <w:b/>
-                <w:sz w:val="26"/>
-              </w:rPr>
-            </w:pPr>
-          </w:p>
-        </w:tc>
-        <w:tc>
-          <w:tcPr>
-            <w:tcW w:w="1716" w:type="dxa"/>
-          </w:tcPr>
-          <w:p>
-            <w:pPr>
-              <w:spacing w:line="288" w:lineRule="auto"/>
-              <w:rPr>
-                <w:rFonts w:ascii="Times New Roman" w:hAnsi="Times New Roman"/>
-                <w:b/>
-                <w:sz w:val="26"/>
-              </w:rPr>
-            </w:pPr>
-          </w:p>
-        </w:tc>
-        <w:tc>
-          <w:tcPr>
-            <w:tcW w:w="1833" w:type="dxa"/>
-          </w:tcPr>
-          <w:p>
-            <w:pPr>
-              <w:spacing w:line="288" w:lineRule="auto"/>
-              <w:rPr>
-                <w:rFonts w:ascii="Times New Roman" w:hAnsi="Times New Roman"/>
-                <w:b/>
-                <w:sz w:val="26"/>
-              </w:rPr>
-            </w:pPr>
-          </w:p>
-        </w:tc>
-        <w:tc>
-          <w:tcPr>
-            <w:tcW w:w="848" w:type="dxa"/>
-          </w:tcPr>
-          <w:p>
-            <w:pPr>
-              <w:spacing w:line="288" w:lineRule="auto"/>
-              <w:rPr>
-                <w:rFonts w:ascii="Times New Roman" w:hAnsi="Times New Roman"/>
-                <w:b/>
-                <w:sz w:val="26"/>
-              </w:rPr>
-            </w:pPr>
-          </w:p>
-        </w:tc>
-        <w:tc>
-          <w:tcPr>
-            <w:tcW w:w="1728" w:type="dxa"/>
-          </w:tcPr>
-          <w:p>
-            <w:pPr>
-              <w:spacing w:line="288" w:lineRule="auto"/>
-              <w:rPr>
-                <w:rFonts w:ascii="Times New Roman" w:hAnsi="Times New Roman"/>
-                <w:b/>
-                <w:sz w:val="26"/>
-              </w:rPr>
-            </w:pPr>
-          </w:p>
-        </w:tc>
-      </w:tr>
-      <w:tr>
-        <w:trPr>
-          <w:trHeight w:val="567"/>
-          <w:jc w:val="center"/>
-        </w:trPr>
-        <w:tc>
-          <w:tcPr>
-            <w:tcW w:w="794" w:type="dxa"/>
-          </w:tcPr>
-          <w:p>
-            <w:pPr>
-              <w:spacing w:line="288" w:lineRule="auto"/>
-              <w:rPr>
-                <w:rFonts w:ascii="Times New Roman" w:hAnsi="Times New Roman"/>
-                <w:b/>
-                <w:sz w:val="26"/>
-              </w:rPr>
-            </w:pPr>
-          </w:p>
-        </w:tc>
-        <w:tc>
-          <w:tcPr>
-            <w:tcW w:w="953" w:type="dxa"/>
-          </w:tcPr>
-          <w:p>
-            <w:pPr>
-              <w:spacing w:line="288" w:lineRule="auto"/>
-              <w:rPr>
-                <w:rFonts w:ascii="Times New Roman" w:hAnsi="Times New Roman"/>
-                <w:b/>
-                <w:sz w:val="26"/>
-              </w:rPr>
-            </w:pPr>
-          </w:p>
-        </w:tc>
-        <w:tc>
-          <w:tcPr>
-            <w:tcW w:w="1507" w:type="dxa"/>
-          </w:tcPr>
-          <w:p>
-            <w:pPr>
-              <w:spacing w:line="288" w:lineRule="auto"/>
-              <w:rPr>
-                <w:rFonts w:ascii="Times New Roman" w:hAnsi="Times New Roman"/>
-                <w:b/>
-                <w:sz w:val="26"/>
-              </w:rPr>
-            </w:pPr>
-          </w:p>
-        </w:tc>
-        <w:tc>
-          <w:tcPr>
-            <w:tcW w:w="974" w:type="dxa"/>
-          </w:tcPr>
-          <w:p>
-            <w:pPr>
-              <w:spacing w:line="288" w:lineRule="auto"/>
-              <w:rPr>
-                <w:rFonts w:ascii="Times New Roman" w:hAnsi="Times New Roman"/>
-                <w:b/>
-                <w:sz w:val="26"/>
-              </w:rPr>
-            </w:pPr>
-          </w:p>
-        </w:tc>
-        <w:tc>
-          <w:tcPr>
-            <w:tcW w:w="1716" w:type="dxa"/>
-          </w:tcPr>
-          <w:p>
-            <w:pPr>
-              <w:spacing w:line="288" w:lineRule="auto"/>
-              <w:rPr>
-                <w:rFonts w:ascii="Times New Roman" w:hAnsi="Times New Roman"/>
-                <w:b/>
-                <w:sz w:val="26"/>
-              </w:rPr>
-            </w:pPr>
-          </w:p>
-        </w:tc>
-        <w:tc>
-          <w:tcPr>
-            <w:tcW w:w="1833" w:type="dxa"/>
-          </w:tcPr>
-          <w:p>
-            <w:pPr>
-              <w:spacing w:line="288" w:lineRule="auto"/>
-              <w:rPr>
-                <w:rFonts w:ascii="Times New Roman" w:hAnsi="Times New Roman"/>
-                <w:b/>
-                <w:sz w:val="26"/>
-              </w:rPr>
-            </w:pPr>
-          </w:p>
-        </w:tc>
-        <w:tc>
-          <w:tcPr>
-            <w:tcW w:w="848" w:type="dxa"/>
-          </w:tcPr>
-          <w:p>
-            <w:pPr>
-              <w:spacing w:line="288" w:lineRule="auto"/>
-              <w:rPr>
-                <w:rFonts w:ascii="Times New Roman" w:hAnsi="Times New Roman"/>
-                <w:b/>
-                <w:sz w:val="26"/>
-              </w:rPr>
-            </w:pPr>
-          </w:p>
-        </w:tc>
-        <w:tc>
-          <w:tcPr>
-            <w:tcW w:w="1728" w:type="dxa"/>
-          </w:tcPr>
-          <w:p>
-            <w:pPr>
-              <w:spacing w:line="288" w:lineRule="auto"/>
-              <w:rPr>
-                <w:rFonts w:ascii="Times New Roman" w:hAnsi="Times New Roman"/>
-                <w:b/>
-                <w:sz w:val="26"/>
-              </w:rPr>
-            </w:pPr>
-          </w:p>
-        </w:tc>
-      </w:tr>
-      <w:tr>
-        <w:trPr>
-          <w:trHeight w:val="567"/>
-          <w:jc w:val="center"/>
-        </w:trPr>
-        <w:tc>
-          <w:tcPr>
-            <w:tcW w:w="794" w:type="dxa"/>
-          </w:tcPr>
-          <w:p>
-            <w:pPr>
-              <w:spacing w:line="288" w:lineRule="auto"/>
-              <w:rPr>
-                <w:rFonts w:ascii="Times New Roman" w:hAnsi="Times New Roman"/>
-                <w:b/>
-                <w:sz w:val="26"/>
-              </w:rPr>
-            </w:pPr>
-          </w:p>
-        </w:tc>
-        <w:tc>
-          <w:tcPr>
-            <w:tcW w:w="953" w:type="dxa"/>
-          </w:tcPr>
-          <w:p>
-            <w:pPr>
-              <w:spacing w:line="288" w:lineRule="auto"/>
-              <w:rPr>
-                <w:rFonts w:ascii="Times New Roman" w:hAnsi="Times New Roman"/>
-                <w:b/>
-                <w:sz w:val="26"/>
-              </w:rPr>
-            </w:pPr>
-          </w:p>
-        </w:tc>
-        <w:tc>
-          <w:tcPr>
-            <w:tcW w:w="1507" w:type="dxa"/>
-          </w:tcPr>
-          <w:p>
-            <w:pPr>
-              <w:spacing w:line="288" w:lineRule="auto"/>
-              <w:rPr>
-                <w:rFonts w:ascii="Times New Roman" w:hAnsi="Times New Roman"/>
-                <w:b/>
-                <w:sz w:val="26"/>
-              </w:rPr>
-            </w:pPr>
-          </w:p>
-        </w:tc>
-        <w:tc>
-          <w:tcPr>
-            <w:tcW w:w="974" w:type="dxa"/>
-          </w:tcPr>
-          <w:p>
-            <w:pPr>
-              <w:spacing w:line="288" w:lineRule="auto"/>
-              <w:rPr>
-                <w:rFonts w:ascii="Times New Roman" w:hAnsi="Times New Roman"/>
-                <w:b/>
-                <w:sz w:val="26"/>
-              </w:rPr>
-            </w:pPr>
-          </w:p>
-        </w:tc>
-        <w:tc>
-          <w:tcPr>
-            <w:tcW w:w="1716" w:type="dxa"/>
-          </w:tcPr>
-          <w:p>
-            <w:pPr>
-              <w:spacing w:line="288" w:lineRule="auto"/>
-              <w:rPr>
-                <w:rFonts w:ascii="Times New Roman" w:hAnsi="Times New Roman"/>
-                <w:b/>
-                <w:sz w:val="26"/>
-              </w:rPr>
-            </w:pPr>
-          </w:p>
-        </w:tc>
-        <w:tc>
-          <w:tcPr>
-            <w:tcW w:w="1833" w:type="dxa"/>
-          </w:tcPr>
-          <w:p>
-            <w:pPr>
-              <w:spacing w:line="288" w:lineRule="auto"/>
-              <w:rPr>
-                <w:rFonts w:ascii="Times New Roman" w:hAnsi="Times New Roman"/>
-                <w:b/>
-                <w:sz w:val="26"/>
-              </w:rPr>
-            </w:pPr>
-          </w:p>
-        </w:tc>
-        <w:tc>
-          <w:tcPr>
-            <w:tcW w:w="848" w:type="dxa"/>
-          </w:tcPr>
-          <w:p>
-            <w:pPr>
-              <w:spacing w:line="288" w:lineRule="auto"/>
-              <w:rPr>
-                <w:rFonts w:ascii="Times New Roman" w:hAnsi="Times New Roman"/>
-                <w:b/>
-                <w:sz w:val="26"/>
-              </w:rPr>
-            </w:pPr>
-          </w:p>
-        </w:tc>
-        <w:tc>
-          <w:tcPr>
-            <w:tcW w:w="1728" w:type="dxa"/>
-          </w:tcPr>
-          <w:p>
-            <w:pPr>
-              <w:spacing w:line="288" w:lineRule="auto"/>
-              <w:rPr>
-                <w:rFonts w:ascii="Times New Roman" w:hAnsi="Times New Roman"/>
-                <w:b/>
-                <w:sz w:val="26"/>
-              </w:rPr>
-            </w:pPr>
-          </w:p>
-        </w:tc>
-      </w:tr>
-      <w:tr>
-        <w:trPr>
-          <w:trHeight w:val="567"/>
-          <w:jc w:val="center"/>
-        </w:trPr>
-        <w:tc>
-          <w:tcPr>
-            <w:tcW w:w="794" w:type="dxa"/>
-          </w:tcPr>
-          <w:p>
-            <w:pPr>
-              <w:spacing w:line="288" w:lineRule="auto"/>
-              <w:rPr>
-                <w:rFonts w:ascii="Times New Roman" w:hAnsi="Times New Roman"/>
-                <w:b/>
-                <w:sz w:val="26"/>
-              </w:rPr>
-            </w:pPr>
-          </w:p>
-        </w:tc>
-        <w:tc>
-          <w:tcPr>
-            <w:tcW w:w="953" w:type="dxa"/>
-          </w:tcPr>
-          <w:p>
-            <w:pPr>
-              <w:spacing w:line="288" w:lineRule="auto"/>
-              <w:rPr>
-                <w:rFonts w:ascii="Times New Roman" w:hAnsi="Times New Roman"/>
-                <w:b/>
-                <w:sz w:val="26"/>
-              </w:rPr>
-            </w:pPr>
-          </w:p>
-        </w:tc>
-        <w:tc>
-          <w:tcPr>
-            <w:tcW w:w="1507" w:type="dxa"/>
+            <w:tcW w:w="1555" w:type="dxa"/>
+          </w:tcPr>
+          <w:p>
+            <w:pPr>
+              <w:spacing w:line="288" w:lineRule="auto"/>
+              <w:rPr>
+                <w:rFonts w:ascii="Times New Roman" w:hAnsi="Times New Roman"/>
+                <w:b/>
+                <w:sz w:val="26"/>
+              </w:rPr>
+            </w:pPr>
+          </w:p>
+        </w:tc>
+        <w:tc>
+          <w:tcPr>
+            <w:tcW w:w="992" w:type="dxa"/>
+          </w:tcPr>
+          <w:p>
+            <w:pPr>
+              <w:spacing w:line="288" w:lineRule="auto"/>
+              <w:rPr>
+                <w:rFonts w:ascii="Times New Roman" w:hAnsi="Times New Roman"/>
+                <w:b/>
+                <w:sz w:val="26"/>
+              </w:rPr>
+            </w:pPr>
+          </w:p>
+        </w:tc>
+        <w:tc>
+          <w:tcPr>
+            <w:tcW w:w="1499" w:type="dxa"/>
           </w:tcPr>
           <w:p>
             <w:pPr>
@@ -12503,143 +12013,84 @@
       <w:pPr>
         <w:spacing w:after="0" w:line="288" w:lineRule="auto"/>
         <w:ind w:firstLine="720"/>
+        <w:jc w:val="center"/>
         <w:rPr>
           <w:rFonts w:ascii="Times New Roman" w:hAnsi="Times New Roman"/>
           <w:b/>
           <w:sz w:val="26"/>
           <w:lang w:val="en-US"/>
         </w:rPr>
+      </w:pPr>
+    </w:p>
+    <w:p>
+      <w:pPr>
+        <w:spacing w:after="0" w:line="288" w:lineRule="auto"/>
+        <w:ind w:firstLine="720"/>
+        <w:jc w:val="center"/>
+        <w:rPr>
+          <w:rFonts w:ascii="Times New Roman" w:hAnsi="Times New Roman"/>
+          <w:b/>
+          <w:sz w:val="26"/>
+          <w:lang w:val="en-US"/>
+        </w:rPr>
+      </w:pPr>
+      <w:r>
+        <w:rPr>
+          <w:rFonts w:ascii="Times New Roman" w:hAnsi="Times New Roman"/>
+          <w:b/>
+          <w:sz w:val="26"/>
+          <w:lang w:val="en-US"/>
+        </w:rPr>
+        <w:t xml:space="preserve">Kế Toán                                                                  </w:t>
+      </w:r>
+      <w:r>
+        <w:rPr>
+          <w:rFonts w:ascii="Times New Roman" w:hAnsi="Times New Roman"/>
+          <w:b/>
+          <w:sz w:val="26"/>
+          <w:lang w:val="en-US"/>
+        </w:rPr>
+        <w:tab/>
+      </w:r>
+      <w:r>
+        <w:rPr>
+          <w:rFonts w:ascii="Times New Roman" w:hAnsi="Times New Roman"/>
+          <w:b/>
+          <w:sz w:val="26"/>
+          <w:lang w:val="en-US"/>
+        </w:rPr>
+        <w:tab/>
+      </w:r>
+      <w:r>
+        <w:rPr>
+          <w:rFonts w:ascii="Times New Roman" w:hAnsi="Times New Roman"/>
+          <w:b/>
+          <w:sz w:val="26"/>
+          <w:lang w:val="en-US"/>
+        </w:rPr>
+        <w:tab/>
+        <w:t>{{nddpl}}</w:t>
+      </w:r>
+    </w:p>
+    <w:p>
+      <w:pPr>
+        <w:spacing w:after="0" w:line="288" w:lineRule="auto"/>
+        <w:rPr>
+          <w:rFonts w:ascii="Times New Roman" w:hAnsi="Times New Roman"/>
+          <w:b/>
+          <w:sz w:val="26"/>
+          <w:lang w:val="en-US"/>
+        </w:rPr>
         <w:sectPr>
-          <w:type w:val="continuous"/>
+          <w:headerReference w:type="default" r:id="rId99"/>
+          <w:headerReference w:type="first" r:id="rId99"/>
           <w:pgSz w:w="11907" w:h="16840" w:code="9"/>
-          <w:pgMar w:top="1134" w:right="1134" w:bottom="1134" w:left="1134" w:header="720" w:footer="720" w:gutter="0"/>
+          <w:pgMar w:top="1134" w:right="397" w:bottom="1134" w:left="397" w:header="720" w:footer="720" w:gutter="0"/>
           <w:cols w:space="720"/>
           <w:titlePg/>
           <w:docGrid w:linePitch="360"/>
         </w:sectPr>
       </w:pPr>
-      <w:r>
-        <w:rPr>
-          <w:rFonts w:ascii="Times New Roman" w:hAnsi="Times New Roman"/>
-          <w:b/>
-          <w:sz w:val="26"/>
-          <w:lang w:val="en-US"/>
-        </w:rPr>
-        <w:t>Kế</w:t>
-      </w:r>
-      <w:r>
-        <w:rPr>
-          <w:rFonts w:ascii="Times New Roman" w:hAnsi="Times New Roman"/>
-          <w:b/>
-          <w:sz w:val="26"/>
-          <w:lang w:val="en-US"/>
-        </w:rPr>
-        <w:t xml:space="preserve"> T</w:t>
-      </w:r>
-      <w:r>
-        <w:rPr>
-          <w:rFonts w:ascii="Times New Roman" w:hAnsi="Times New Roman"/>
-          <w:b/>
-          <w:sz w:val="26"/>
-          <w:lang w:val="en-US"/>
-        </w:rPr>
-        <w:t xml:space="preserve">oán                                                            </w:t>
-      </w:r>
-      <w:r>
-        <w:rPr>
-          <w:rFonts w:ascii="Times New Roman" w:hAnsi="Times New Roman"/>
-          <w:b/>
-          <w:sz w:val="26"/>
-          <w:lang w:val="en-US"/>
-        </w:rPr>
-        <w:t xml:space="preserve">      </w:t>
-      </w:r>
-      <w:r>
-        <w:rPr>
-          <w:rFonts w:ascii="Times New Roman" w:hAnsi="Times New Roman"/>
-          <w:b/>
-          <w:sz w:val="26"/>
-          <w:lang w:val="en-US"/>
-        </w:rPr>
-        <w:t>{{nddpl}}</w:t>
-      </w:r>
-    </w:p>
-    <w:p>
-      <w:pPr>
-        <w:spacing w:after="0" w:line="288" w:lineRule="auto"/>
-        <w:rPr>
-          <w:rFonts w:ascii="Times New Roman" w:hAnsi="Times New Roman"/>
-          <w:b/>
-          <w:sz w:val="26"/>
-          <w:lang w:val="en-US"/>
-        </w:rPr>
-        <w:sectPr>
-          <w:type w:val="continuous"/>
-          <w:pgSz w:w="11907" w:h="16840" w:code="9"/>
-          <w:pgMar w:top="1134" w:right="1134" w:bottom="1134" w:left="1134" w:header="720" w:footer="720" w:gutter="0"/>
-          <w:cols w:space="720"/>
-          <w:titlePg/>
-          <w:docGrid w:linePitch="360"/>
-        </w:sectPr>
-      </w:pPr>
-    </w:p>
-    <w:p>
-      <w:pPr>
-        <w:spacing w:after="0" w:line="288" w:lineRule="auto"/>
-        <w:rPr>
-          <w:rFonts w:ascii="Times New Roman" w:hAnsi="Times New Roman"/>
-          <w:b/>
-          <w:sz w:val="26"/>
-          <w:lang w:val="en-US"/>
-        </w:rPr>
-        <w:sectPr>
-          <w:type w:val="continuous"/>
-          <w:pgSz w:w="11907" w:h="16840" w:code="9"/>
-          <w:pgMar w:top="1134" w:right="1134" w:bottom="1134" w:left="1134" w:header="720" w:footer="720" w:gutter="0"/>
-          <w:cols w:space="720"/>
-          <w:titlePg/>
-          <w:docGrid w:linePitch="360"/>
-        </w:sectPr>
-      </w:pPr>
-    </w:p>
-    <w:p>
-      <w:pPr>
-        <w:tabs>
-          <w:tab w:val="left" w:pos="1440"/>
-        </w:tabs>
-        <w:rPr>
-          <w:rFonts w:ascii="Times New Roman" w:hAnsi="Times New Roman" w:cs="Times New Roman"/>
-          <w:sz w:val="28"/>
-          <w:szCs w:val="28"/>
-        </w:rPr>
-        <w:sectPr>
-          <w:pgSz w:w="11907" w:h="16840" w:code="9"/>
-          <w:pgMar w:top="1134" w:right="1134" w:bottom="1134" w:left="1701" w:header="720" w:footer="720" w:gutter="0"/>
-          <w:cols w:space="720"/>
-          <w:titlePg/>
-          <w:docGrid w:linePitch="360"/>
-        </w:sectPr>
-      </w:pPr>
-    </w:p>
-    <w:p>
-      <w:pPr>
-        <w:tabs>
-          <w:tab w:val="left" w:pos="1440"/>
-        </w:tabs>
-        <w:rPr>
-          <w:rFonts w:ascii="Times New Roman" w:hAnsi="Times New Roman" w:cs="Times New Roman"/>
-          <w:sz w:val="28"/>
-          <w:szCs w:val="28"/>
-        </w:rPr>
-        <w:sectPr>
-          <w:type w:val="continuous"/>
-          <w:pgSz w:w="11907" w:h="16840" w:code="9"/>
-          <w:pgMar w:top="1134" w:right="1134" w:bottom="1134" w:left="1701" w:header="720" w:footer="720" w:gutter="0"/>
-          <w:cols w:space="720"/>
-          <w:titlePg/>
-          <w:docGrid w:linePitch="360"/>
-        </w:sectPr>
-      </w:pPr>
     </w:p>
     <w:p>
       <w:pPr>
@@ -12650,10 +12101,12 @@
           <w:rFonts w:ascii="Times New Roman" w:hAnsi="Times New Roman" w:cs="Times New Roman"/>
           <w:sz w:val="28"/>
           <w:szCs w:val="28"/>
+          <w:lang w:val="en-US"/>
         </w:rPr>
       </w:pPr>
     </w:p>
     <w:sectPr>
+      <w:type w:val="continuous"/>
       <w:pgSz w:w="11907" w:h="16840" w:code="9"/>
       <w:pgMar w:top="1134" w:right="1134" w:bottom="1134" w:left="1701" w:header="720" w:footer="720" w:gutter="0"/>
       <w:cols w:space="720"/>
@@ -12665,7 +12118,7 @@
 </file>
 
 <file path=word/endnotes.xml><?xml version="1.0" encoding="utf-8"?>
-<w:endnotes xmlns:wpc="http://schemas.microsoft.com/office/word/2010/wordprocessingCanvas" xmlns:cx="http://schemas.microsoft.com/office/drawing/2014/chartex" xmlns:mc="http://schemas.openxmlformats.org/markup-compatibility/2006" xmlns:o="urn:schemas-microsoft-com:office:office" xmlns:r="http://schemas.openxmlformats.org/officeDocument/2006/relationships" xmlns:m="http://schemas.openxmlformats.org/officeDocument/2006/math" xmlns:v="urn:schemas-microsoft-com:vml" xmlns:wp14="http://schemas.microsoft.com/office/word/2010/wordprocessingDrawing" xmlns:wp="http://schemas.openxmlformats.org/drawingml/2006/wordprocessingDrawing" xmlns:w10="urn:schemas-microsoft-com:office:word" xmlns:w="http://schemas.openxmlformats.org/wordprocessingml/2006/main" xmlns:w14="http://schemas.microsoft.com/office/word/2010/wordml" xmlns:w15="http://schemas.microsoft.com/office/word/2012/wordml" xmlns:w16se="http://schemas.microsoft.com/office/word/2015/wordml/symex" xmlns:wpg="http://schemas.microsoft.com/office/word/2010/wordprocessingGroup" xmlns:wpi="http://schemas.microsoft.com/office/word/2010/wordprocessingInk" xmlns:wne="http://schemas.microsoft.com/office/word/2006/wordml" xmlns:wps="http://schemas.microsoft.com/office/word/2010/wordprocessingShape" mc:Ignorable="w14 w15 w16se wp14">
+<w:endnotes xmlns:wpc="http://schemas.microsoft.com/office/word/2010/wordprocessingCanvas" xmlns:cx="http://schemas.microsoft.com/office/drawing/2014/chartex" xmlns:cx1="http://schemas.microsoft.com/office/drawing/2015/9/8/chartex" xmlns:cx2="http://schemas.microsoft.com/office/drawing/2015/10/21/chartex" xmlns:cx3="http://schemas.microsoft.com/office/drawing/2016/5/9/chartex" xmlns:cx4="http://schemas.microsoft.com/office/drawing/2016/5/10/chartex" xmlns:cx5="http://schemas.microsoft.com/office/drawing/2016/5/11/chartex" xmlns:cx6="http://schemas.microsoft.com/office/drawing/2016/5/12/chartex" xmlns:cx7="http://schemas.microsoft.com/office/drawing/2016/5/13/chartex" xmlns:cx8="http://schemas.microsoft.com/office/drawing/2016/5/14/chartex" xmlns:mc="http://schemas.openxmlformats.org/markup-compatibility/2006" xmlns:aink="http://schemas.microsoft.com/office/drawing/2016/ink" xmlns:am3d="http://schemas.microsoft.com/office/drawing/2017/model3d" xmlns:o="urn:schemas-microsoft-com:office:office" xmlns:oel="http://schemas.microsoft.com/office/2019/extlst" xmlns:r="http://schemas.openxmlformats.org/officeDocument/2006/relationships" xmlns:m="http://schemas.openxmlformats.org/officeDocument/2006/math" xmlns:v="urn:schemas-microsoft-com:vml" xmlns:wp14="http://schemas.microsoft.com/office/word/2010/wordprocessingDrawing" xmlns:wp="http://schemas.openxmlformats.org/drawingml/2006/wordprocessingDrawing" xmlns:w10="urn:schemas-microsoft-com:office:word" xmlns:w="http://schemas.openxmlformats.org/wordprocessingml/2006/main" xmlns:w14="http://schemas.microsoft.com/office/word/2010/wordml" xmlns:w15="http://schemas.microsoft.com/office/word/2012/wordml" xmlns:w16cex="http://schemas.microsoft.com/office/word/2018/wordml/cex" xmlns:w16cid="http://schemas.microsoft.com/office/word/2016/wordml/cid" xmlns:w16="http://schemas.microsoft.com/office/word/2018/wordml" xmlns:w16du="http://schemas.microsoft.com/office/word/2023/wordml/word16du" xmlns:w16sdtdh="http://schemas.microsoft.com/office/word/2020/wordml/sdtdatahash" xmlns:w16sdtfl="http://schemas.microsoft.com/office/word/2024/wordml/sdtformatlock" xmlns:w16se="http://schemas.microsoft.com/office/word/2015/wordml/symex" xmlns:wpg="http://schemas.microsoft.com/office/word/2010/wordprocessingGroup" xmlns:wpi="http://schemas.microsoft.com/office/word/2010/wordprocessingInk" xmlns:wne="http://schemas.microsoft.com/office/word/2006/wordml" xmlns:wps="http://schemas.microsoft.com/office/word/2010/wordprocessingShape" mc:Ignorable="w14 w15 w16se w16cid w16 w16cex w16sdtdh w16sdtfl w16du wp14">
   <w:endnote w:type="separator" w:id="-1">
     <w:p>
       <w:pPr>
@@ -12690,7 +12143,7 @@
 </file>
 
 <file path=word/footnotes.xml><?xml version="1.0" encoding="utf-8"?>
-<w:footnotes xmlns:wpc="http://schemas.microsoft.com/office/word/2010/wordprocessingCanvas" xmlns:cx="http://schemas.microsoft.com/office/drawing/2014/chartex" xmlns:mc="http://schemas.openxmlformats.org/markup-compatibility/2006" xmlns:o="urn:schemas-microsoft-com:office:office" xmlns:r="http://schemas.openxmlformats.org/officeDocument/2006/relationships" xmlns:m="http://schemas.openxmlformats.org/officeDocument/2006/math" xmlns:v="urn:schemas-microsoft-com:vml" xmlns:wp14="http://schemas.microsoft.com/office/word/2010/wordprocessingDrawing" xmlns:wp="http://schemas.openxmlformats.org/drawingml/2006/wordprocessingDrawing" xmlns:w10="urn:schemas-microsoft-com:office:word" xmlns:w="http://schemas.openxmlformats.org/wordprocessingml/2006/main" xmlns:w14="http://schemas.microsoft.com/office/word/2010/wordml" xmlns:w15="http://schemas.microsoft.com/office/word/2012/wordml" xmlns:w16se="http://schemas.microsoft.com/office/word/2015/wordml/symex" xmlns:wpg="http://schemas.microsoft.com/office/word/2010/wordprocessingGroup" xmlns:wpi="http://schemas.microsoft.com/office/word/2010/wordprocessingInk" xmlns:wne="http://schemas.microsoft.com/office/word/2006/wordml" xmlns:wps="http://schemas.microsoft.com/office/word/2010/wordprocessingShape" mc:Ignorable="w14 w15 w16se wp14">
+<w:footnotes xmlns:wpc="http://schemas.microsoft.com/office/word/2010/wordprocessingCanvas" xmlns:cx="http://schemas.microsoft.com/office/drawing/2014/chartex" xmlns:cx1="http://schemas.microsoft.com/office/drawing/2015/9/8/chartex" xmlns:cx2="http://schemas.microsoft.com/office/drawing/2015/10/21/chartex" xmlns:cx3="http://schemas.microsoft.com/office/drawing/2016/5/9/chartex" xmlns:cx4="http://schemas.microsoft.com/office/drawing/2016/5/10/chartex" xmlns:cx5="http://schemas.microsoft.com/office/drawing/2016/5/11/chartex" xmlns:cx6="http://schemas.microsoft.com/office/drawing/2016/5/12/chartex" xmlns:cx7="http://schemas.microsoft.com/office/drawing/2016/5/13/chartex" xmlns:cx8="http://schemas.microsoft.com/office/drawing/2016/5/14/chartex" xmlns:mc="http://schemas.openxmlformats.org/markup-compatibility/2006" xmlns:aink="http://schemas.microsoft.com/office/drawing/2016/ink" xmlns:am3d="http://schemas.microsoft.com/office/drawing/2017/model3d" xmlns:o="urn:schemas-microsoft-com:office:office" xmlns:oel="http://schemas.microsoft.com/office/2019/extlst" xmlns:r="http://schemas.openxmlformats.org/officeDocument/2006/relationships" xmlns:m="http://schemas.openxmlformats.org/officeDocument/2006/math" xmlns:v="urn:schemas-microsoft-com:vml" xmlns:wp14="http://schemas.microsoft.com/office/word/2010/wordprocessingDrawing" xmlns:wp="http://schemas.openxmlformats.org/drawingml/2006/wordprocessingDrawing" xmlns:w10="urn:schemas-microsoft-com:office:word" xmlns:w="http://schemas.openxmlformats.org/wordprocessingml/2006/main" xmlns:w14="http://schemas.microsoft.com/office/word/2010/wordml" xmlns:w15="http://schemas.microsoft.com/office/word/2012/wordml" xmlns:w16cex="http://schemas.microsoft.com/office/word/2018/wordml/cex" xmlns:w16cid="http://schemas.microsoft.com/office/word/2016/wordml/cid" xmlns:w16="http://schemas.microsoft.com/office/word/2018/wordml" xmlns:w16du="http://schemas.microsoft.com/office/word/2023/wordml/word16du" xmlns:w16sdtdh="http://schemas.microsoft.com/office/word/2020/wordml/sdtdatahash" xmlns:w16sdtfl="http://schemas.microsoft.com/office/word/2024/wordml/sdtformatlock" xmlns:w16se="http://schemas.microsoft.com/office/word/2015/wordml/symex" xmlns:wpg="http://schemas.microsoft.com/office/word/2010/wordprocessingGroup" xmlns:wpi="http://schemas.microsoft.com/office/word/2010/wordprocessingInk" xmlns:wne="http://schemas.microsoft.com/office/word/2006/wordml" xmlns:wps="http://schemas.microsoft.com/office/word/2010/wordprocessingShape" mc:Ignorable="w14 w15 w16se w16cid w16 w16cex w16sdtdh w16sdtfl w16du wp14">
   <w:footnote w:type="separator" w:id="-1">
     <w:p>
       <w:pPr>
@@ -12715,7 +12168,7 @@
 </file>
 
 <file path=word/header1.xml><?xml version="1.0" encoding="utf-8"?>
-<w:hdr xmlns:wpc="http://schemas.microsoft.com/office/word/2010/wordprocessingCanvas" xmlns:cx="http://schemas.microsoft.com/office/drawing/2014/chartex" xmlns:mc="http://schemas.openxmlformats.org/markup-compatibility/2006" xmlns:o="urn:schemas-microsoft-com:office:office" xmlns:r="http://schemas.openxmlformats.org/officeDocument/2006/relationships" xmlns:m="http://schemas.openxmlformats.org/officeDocument/2006/math" xmlns:v="urn:schemas-microsoft-com:vml" xmlns:wp14="http://schemas.microsoft.com/office/word/2010/wordprocessingDrawing" xmlns:wp="http://schemas.openxmlformats.org/drawingml/2006/wordprocessingDrawing" xmlns:w10="urn:schemas-microsoft-com:office:word" xmlns:w="http://schemas.openxmlformats.org/wordprocessingml/2006/main" xmlns:w14="http://schemas.microsoft.com/office/word/2010/wordml" xmlns:w15="http://schemas.microsoft.com/office/word/2012/wordml" xmlns:w16se="http://schemas.microsoft.com/office/word/2015/wordml/symex" xmlns:wpg="http://schemas.microsoft.com/office/word/2010/wordprocessingGroup" xmlns:wpi="http://schemas.microsoft.com/office/word/2010/wordprocessingInk" xmlns:wne="http://schemas.microsoft.com/office/word/2006/wordml" xmlns:wps="http://schemas.microsoft.com/office/word/2010/wordprocessingShape" mc:Ignorable="w14 w15 w16se wp14">
+<w:hdr xmlns:wpc="http://schemas.microsoft.com/office/word/2010/wordprocessingCanvas" xmlns:cx="http://schemas.microsoft.com/office/drawing/2014/chartex" xmlns:cx1="http://schemas.microsoft.com/office/drawing/2015/9/8/chartex" xmlns:cx2="http://schemas.microsoft.com/office/drawing/2015/10/21/chartex" xmlns:cx3="http://schemas.microsoft.com/office/drawing/2016/5/9/chartex" xmlns:cx4="http://schemas.microsoft.com/office/drawing/2016/5/10/chartex" xmlns:cx5="http://schemas.microsoft.com/office/drawing/2016/5/11/chartex" xmlns:cx6="http://schemas.microsoft.com/office/drawing/2016/5/12/chartex" xmlns:cx7="http://schemas.microsoft.com/office/drawing/2016/5/13/chartex" xmlns:cx8="http://schemas.microsoft.com/office/drawing/2016/5/14/chartex" xmlns:mc="http://schemas.openxmlformats.org/markup-compatibility/2006" xmlns:aink="http://schemas.microsoft.com/office/drawing/2016/ink" xmlns:am3d="http://schemas.microsoft.com/office/drawing/2017/model3d" xmlns:o="urn:schemas-microsoft-com:office:office" xmlns:oel="http://schemas.microsoft.com/office/2019/extlst" xmlns:r="http://schemas.openxmlformats.org/officeDocument/2006/relationships" xmlns:m="http://schemas.openxmlformats.org/officeDocument/2006/math" xmlns:v="urn:schemas-microsoft-com:vml" xmlns:wp14="http://schemas.microsoft.com/office/word/2010/wordprocessingDrawing" xmlns:wp="http://schemas.openxmlformats.org/drawingml/2006/wordprocessingDrawing" xmlns:w10="urn:schemas-microsoft-com:office:word" xmlns:w="http://schemas.openxmlformats.org/wordprocessingml/2006/main" xmlns:w14="http://schemas.microsoft.com/office/word/2010/wordml" xmlns:w15="http://schemas.microsoft.com/office/word/2012/wordml" xmlns:w16cex="http://schemas.microsoft.com/office/word/2018/wordml/cex" xmlns:w16cid="http://schemas.microsoft.com/office/word/2016/wordml/cid" xmlns:w16="http://schemas.microsoft.com/office/word/2018/wordml" xmlns:w16du="http://schemas.microsoft.com/office/word/2023/wordml/word16du" xmlns:w16sdtdh="http://schemas.microsoft.com/office/word/2020/wordml/sdtdatahash" xmlns:w16sdtfl="http://schemas.microsoft.com/office/word/2024/wordml/sdtformatlock" xmlns:w16se="http://schemas.microsoft.com/office/word/2015/wordml/symex" xmlns:wpg="http://schemas.microsoft.com/office/word/2010/wordprocessingGroup" xmlns:wpi="http://schemas.microsoft.com/office/word/2010/wordprocessingInk" xmlns:wne="http://schemas.microsoft.com/office/word/2006/wordml" xmlns:wps="http://schemas.microsoft.com/office/word/2010/wordprocessingShape" mc:Ignorable="w14 w15 w16se w16cid w16 w16cex w16sdtdh w16sdtfl w16du wp14">
   <w:sdt>
     <w:sdtPr>
       <w:rPr>
@@ -12770,8 +12223,18 @@
 </w:hdr>
 </file>
 
+<file path=word/header2.xml><?xml version="1.0" encoding="utf-8"?>
+<w:hdr xmlns:wpc="http://schemas.microsoft.com/office/word/2010/wordprocessingCanvas" xmlns:cx="http://schemas.microsoft.com/office/drawing/2014/chartex" xmlns:cx1="http://schemas.microsoft.com/office/drawing/2015/9/8/chartex" xmlns:cx2="http://schemas.microsoft.com/office/drawing/2015/10/21/chartex" xmlns:cx3="http://schemas.microsoft.com/office/drawing/2016/5/9/chartex" xmlns:cx4="http://schemas.microsoft.com/office/drawing/2016/5/10/chartex" xmlns:cx5="http://schemas.microsoft.com/office/drawing/2016/5/11/chartex" xmlns:cx6="http://schemas.microsoft.com/office/drawing/2016/5/12/chartex" xmlns:cx7="http://schemas.microsoft.com/office/drawing/2016/5/13/chartex" xmlns:cx8="http://schemas.microsoft.com/office/drawing/2016/5/14/chartex" xmlns:mc="http://schemas.openxmlformats.org/markup-compatibility/2006" xmlns:aink="http://schemas.microsoft.com/office/drawing/2016/ink" xmlns:am3d="http://schemas.microsoft.com/office/drawing/2017/model3d" xmlns:o="urn:schemas-microsoft-com:office:office" xmlns:oel="http://schemas.microsoft.com/office/2019/extlst" xmlns:r="http://schemas.openxmlformats.org/officeDocument/2006/relationships" xmlns:m="http://schemas.openxmlformats.org/officeDocument/2006/math" xmlns:v="urn:schemas-microsoft-com:vml" xmlns:wp14="http://schemas.microsoft.com/office/word/2010/wordprocessingDrawing" xmlns:wp="http://schemas.openxmlformats.org/drawingml/2006/wordprocessingDrawing" xmlns:w10="urn:schemas-microsoft-com:office:word" xmlns:w="http://schemas.openxmlformats.org/wordprocessingml/2006/main" xmlns:w14="http://schemas.microsoft.com/office/word/2010/wordml" xmlns:w15="http://schemas.microsoft.com/office/word/2012/wordml" xmlns:w16cex="http://schemas.microsoft.com/office/word/2018/wordml/cex" xmlns:w16cid="http://schemas.microsoft.com/office/word/2016/wordml/cid" xmlns:w16="http://schemas.microsoft.com/office/word/2018/wordml" xmlns:w16du="http://schemas.microsoft.com/office/word/2023/wordml/word16du" xmlns:w16sdtdh="http://schemas.microsoft.com/office/word/2020/wordml/sdtdatahash" xmlns:w16sdtfl="http://schemas.microsoft.com/office/word/2024/wordml/sdtformatlock" xmlns:w16se="http://schemas.microsoft.com/office/word/2015/wordml/symex" xmlns:wpg="http://schemas.microsoft.com/office/word/2010/wordprocessingGroup" xmlns:wpi="http://schemas.microsoft.com/office/word/2010/wordprocessingInk" xmlns:wne="http://schemas.microsoft.com/office/word/2006/wordml" xmlns:wps="http://schemas.microsoft.com/office/word/2010/wordprocessingShape" mc:Ignorable="w14 w15 w16se w16cid w16 w16cex w16sdtdh w16sdtfl w16du wp14">
+  <w:p>
+    <w:pPr>
+      <w:pStyle w:val="Header"/>
+    </w:pPr>
+  </w:p>
+</w:hdr>
+</file>
+
 <file path=word/numbering.xml><?xml version="1.0" encoding="utf-8"?>
-<w:numbering xmlns:wpc="http://schemas.microsoft.com/office/word/2010/wordprocessingCanvas" xmlns:cx="http://schemas.microsoft.com/office/drawing/2014/chartex" xmlns:mc="http://schemas.openxmlformats.org/markup-compatibility/2006" xmlns:o="urn:schemas-microsoft-com:office:office" xmlns:r="http://schemas.openxmlformats.org/officeDocument/2006/relationships" xmlns:m="http://schemas.openxmlformats.org/officeDocument/2006/math" xmlns:v="urn:schemas-microsoft-com:vml" xmlns:wp14="http://schemas.microsoft.com/office/word/2010/wordprocessingDrawing" xmlns:wp="http://schemas.openxmlformats.org/drawingml/2006/wordprocessingDrawing" xmlns:w10="urn:schemas-microsoft-com:office:word" xmlns:w="http://schemas.openxmlformats.org/wordprocessingml/2006/main" xmlns:w14="http://schemas.microsoft.com/office/word/2010/wordml" xmlns:w15="http://schemas.microsoft.com/office/word/2012/wordml" xmlns:w16se="http://schemas.microsoft.com/office/word/2015/wordml/symex" xmlns:wpg="http://schemas.microsoft.com/office/word/2010/wordprocessingGroup" xmlns:wpi="http://schemas.microsoft.com/office/word/2010/wordprocessingInk" xmlns:wne="http://schemas.microsoft.com/office/word/2006/wordml" xmlns:wps="http://schemas.microsoft.com/office/word/2010/wordprocessingShape" mc:Ignorable="w14 w15 w16se wp14">
+<w:numbering xmlns:wpc="http://schemas.microsoft.com/office/word/2010/wordprocessingCanvas" xmlns:cx="http://schemas.microsoft.com/office/drawing/2014/chartex" xmlns:cx1="http://schemas.microsoft.com/office/drawing/2015/9/8/chartex" xmlns:cx2="http://schemas.microsoft.com/office/drawing/2015/10/21/chartex" xmlns:cx3="http://schemas.microsoft.com/office/drawing/2016/5/9/chartex" xmlns:cx4="http://schemas.microsoft.com/office/drawing/2016/5/10/chartex" xmlns:cx5="http://schemas.microsoft.com/office/drawing/2016/5/11/chartex" xmlns:cx6="http://schemas.microsoft.com/office/drawing/2016/5/12/chartex" xmlns:cx7="http://schemas.microsoft.com/office/drawing/2016/5/13/chartex" xmlns:cx8="http://schemas.microsoft.com/office/drawing/2016/5/14/chartex" xmlns:mc="http://schemas.openxmlformats.org/markup-compatibility/2006" xmlns:aink="http://schemas.microsoft.com/office/drawing/2016/ink" xmlns:am3d="http://schemas.microsoft.com/office/drawing/2017/model3d" xmlns:o="urn:schemas-microsoft-com:office:office" xmlns:oel="http://schemas.microsoft.com/office/2019/extlst" xmlns:r="http://schemas.openxmlformats.org/officeDocument/2006/relationships" xmlns:m="http://schemas.openxmlformats.org/officeDocument/2006/math" xmlns:v="urn:schemas-microsoft-com:vml" xmlns:wp14="http://schemas.microsoft.com/office/word/2010/wordprocessingDrawing" xmlns:wp="http://schemas.openxmlformats.org/drawingml/2006/wordprocessingDrawing" xmlns:w10="urn:schemas-microsoft-com:office:word" xmlns:w="http://schemas.openxmlformats.org/wordprocessingml/2006/main" xmlns:w14="http://schemas.microsoft.com/office/word/2010/wordml" xmlns:w15="http://schemas.microsoft.com/office/word/2012/wordml" xmlns:w16cex="http://schemas.microsoft.com/office/word/2018/wordml/cex" xmlns:w16cid="http://schemas.microsoft.com/office/word/2016/wordml/cid" xmlns:w16="http://schemas.microsoft.com/office/word/2018/wordml" xmlns:w16du="http://schemas.microsoft.com/office/word/2023/wordml/word16du" xmlns:w16sdtdh="http://schemas.microsoft.com/office/word/2020/wordml/sdtdatahash" xmlns:w16sdtfl="http://schemas.microsoft.com/office/word/2024/wordml/sdtformatlock" xmlns:w16se="http://schemas.microsoft.com/office/word/2015/wordml/symex" xmlns:wpg="http://schemas.microsoft.com/office/word/2010/wordprocessingGroup" xmlns:wpi="http://schemas.microsoft.com/office/word/2010/wordprocessingInk" xmlns:wne="http://schemas.microsoft.com/office/word/2006/wordml" xmlns:wps="http://schemas.microsoft.com/office/word/2010/wordprocessingShape" mc:Ignorable="w14 w15 w16se w16cid w16 w16cex w16sdtdh w16sdtfl w16du wp14">
   <w:abstractNum w:abstractNumId="0" w15:restartNumberingAfterBreak="0">
     <w:nsid w:val="11093AEB"/>
     <w:multiLevelType w:val="hybridMultilevel"/>
@@ -13241,26 +12704,26 @@
       </w:rPr>
     </w:lvl>
   </w:abstractNum>
-  <w:num w:numId="1">
+  <w:num w:numId="1" w16cid:durableId="464737165">
     <w:abstractNumId w:val="2"/>
   </w:num>
-  <w:num w:numId="2">
+  <w:num w:numId="2" w16cid:durableId="374894606">
     <w:abstractNumId w:val="3"/>
   </w:num>
-  <w:num w:numId="3">
+  <w:num w:numId="3" w16cid:durableId="235436648">
     <w:abstractNumId w:val="1"/>
   </w:num>
-  <w:num w:numId="4">
+  <w:num w:numId="4" w16cid:durableId="380180074">
     <w:abstractNumId w:val="4"/>
   </w:num>
-  <w:num w:numId="5">
+  <w:num w:numId="5" w16cid:durableId="851845288">
     <w:abstractNumId w:val="0"/>
   </w:num>
 </w:numbering>
 </file>
 
 <file path=word/styles.xml><?xml version="1.0" encoding="utf-8"?>
-<w:styles xmlns:mc="http://schemas.openxmlformats.org/markup-compatibility/2006" xmlns:r="http://schemas.openxmlformats.org/officeDocument/2006/relationships" xmlns:w="http://schemas.openxmlformats.org/wordprocessingml/2006/main" xmlns:w14="http://schemas.microsoft.com/office/word/2010/wordml" xmlns:w15="http://schemas.microsoft.com/office/word/2012/wordml" xmlns:w16se="http://schemas.microsoft.com/office/word/2015/wordml/symex" mc:Ignorable="w14 w15 w16se">
+<w:styles xmlns:mc="http://schemas.openxmlformats.org/markup-compatibility/2006" xmlns:r="http://schemas.openxmlformats.org/officeDocument/2006/relationships" xmlns:w="http://schemas.openxmlformats.org/wordprocessingml/2006/main" xmlns:w14="http://schemas.microsoft.com/office/word/2010/wordml" xmlns:w15="http://schemas.microsoft.com/office/word/2012/wordml" xmlns:w16cex="http://schemas.microsoft.com/office/word/2018/wordml/cex" xmlns:w16cid="http://schemas.microsoft.com/office/word/2016/wordml/cid" xmlns:w16="http://schemas.microsoft.com/office/word/2018/wordml" xmlns:w16du="http://schemas.microsoft.com/office/word/2023/wordml/word16du" xmlns:w16sdtdh="http://schemas.microsoft.com/office/word/2020/wordml/sdtdatahash" xmlns:w16sdtfl="http://schemas.microsoft.com/office/word/2024/wordml/sdtformatlock" xmlns:w16se="http://schemas.microsoft.com/office/word/2015/wordml/symex" mc:Ignorable="w14 w15 w16se w16cid w16 w16cex w16sdtdh w16sdtfl w16du">
   <w:docDefaults>
     <w:rPrDefault>
       <w:rPr>
@@ -13277,7 +12740,7 @@
       </w:pPr>
     </w:pPrDefault>
   </w:docDefaults>
-  <w:latentStyles w:defLockedState="0" w:defUIPriority="99" w:defSemiHidden="0" w:defUnhideWhenUsed="0" w:defQFormat="0" w:count="371">
+  <w:latentStyles w:defLockedState="0" w:defUIPriority="99" w:defSemiHidden="0" w:defUnhideWhenUsed="0" w:defQFormat="0" w:count="376">
     <w:lsdException w:name="Normal" w:uiPriority="0" w:qFormat="1"/>
     <w:lsdException w:name="heading 1" w:uiPriority="9" w:qFormat="1"/>
     <w:lsdException w:name="heading 2" w:semiHidden="1" w:uiPriority="9" w:unhideWhenUsed="1" w:qFormat="1"/>
@@ -13649,6 +13112,11 @@
     <w:lsdException w:name="List Table 5 Dark Accent 6" w:uiPriority="50"/>
     <w:lsdException w:name="List Table 6 Colorful Accent 6" w:uiPriority="51"/>
     <w:lsdException w:name="List Table 7 Colorful Accent 6" w:uiPriority="52"/>
+    <w:lsdException w:name="Mention" w:semiHidden="1" w:unhideWhenUsed="1"/>
+    <w:lsdException w:name="Smart Hyperlink" w:semiHidden="1" w:unhideWhenUsed="1"/>
+    <w:lsdException w:name="Hashtag" w:semiHidden="1" w:unhideWhenUsed="1"/>
+    <w:lsdException w:name="Unresolved Mention" w:semiHidden="1" w:unhideWhenUsed="1"/>
+    <w:lsdException w:name="Smart Link" w:semiHidden="1" w:unhideWhenUsed="1"/>
   </w:latentStyles>
   <w:style w:type="paragraph" w:default="1" w:styleId="Normal">
     <w:name w:val="Normal"/>
